--- a/docs/Dispatch_Coordinator_Implementation_Plan.docx
+++ b/docs/Dispatch_Coordinator_Implementation_Plan.docx
@@ -290,8 +290,8 @@
         </w:tblBorders>
       </w:tblPr>
       <w:tblGrid>
-        <w:gridCol w:w="3652"/>
-        <w:gridCol w:w="5708"/>
+        <w:gridCol w:w="3645"/>
+        <w:gridCol w:w="5715"/>
       </w:tblGrid>
       <w:tr>
         <w:trPr>
@@ -299,7 +299,7 @@
         </w:trPr>
         <w:tc>
           <w:tcPr>
-            <w:tcW w:type="dxa" w:w="3652"/>
+            <w:tcW w:type="dxa" w:w="3645"/>
             <w:tcBorders>
               <w:top w:val="single" w:color="16325C" w:sz="8"/>
               <w:left w:val="single" w:color="16325C" w:sz="8"/>
@@ -330,7 +330,7 @@
         </w:tc>
         <w:tc>
           <w:tcPr>
-            <w:tcW w:type="dxa" w:w="5708"/>
+            <w:tcW w:type="dxa" w:w="5715"/>
             <w:tcBorders>
               <w:top w:val="single" w:color="16325C" w:sz="8"/>
               <w:left w:val="single" w:color="16325C" w:sz="8"/>
@@ -363,61 +363,61 @@
       <w:tr>
         <w:tc>
           <w:tcPr>
-            <w:tcW w:type="dxa" w:w="3652"/>
-            <w:tcBorders>
-              <w:top w:val="single" w:color="C9D2DC" w:sz="4"/>
-              <w:left w:val="single" w:color="C9D2DC" w:sz="4"/>
-              <w:bottom w:val="single" w:color="C9D2DC" w:sz="4"/>
-              <w:right w:val="single" w:color="C9D2DC" w:sz="4"/>
-            </w:tcBorders>
-            <w:tcMar>
-              <w:top w:type="dxa" w:w="55"/>
-              <w:left w:type="dxa" w:w="70"/>
-              <w:bottom w:type="dxa" w:w="55"/>
-              <w:right w:type="dxa" w:w="70"/>
-            </w:tcMar>
-          </w:tcPr>
-          <w:p>
-            <w:r>
-              <w:rPr>
-                <w:rFonts w:ascii="Arial" w:cs="Arial" w:eastAsia="Arial" w:hAnsi="Arial"/>
-                <w:b w:val="false"/>
-                <w:bCs w:val="false"/>
-                <w:color w:val="111111"/>
-                <w:sz w:val="17"/>
-                <w:szCs w:val="17"/>
-              </w:rPr>
-              <w:t xml:space="preserve">Picking up a workstream</w:t>
-            </w:r>
-          </w:p>
-        </w:tc>
-        <w:tc>
-          <w:tcPr>
-            <w:tcW w:type="dxa" w:w="5708"/>
-            <w:tcBorders>
-              <w:top w:val="single" w:color="C9D2DC" w:sz="4"/>
-              <w:left w:val="single" w:color="C9D2DC" w:sz="4"/>
-              <w:bottom w:val="single" w:color="C9D2DC" w:sz="4"/>
-              <w:right w:val="single" w:color="C9D2DC" w:sz="4"/>
-            </w:tcBorders>
-            <w:tcMar>
-              <w:top w:type="dxa" w:w="55"/>
-              <w:left w:type="dxa" w:w="70"/>
-              <w:bottom w:type="dxa" w:w="55"/>
-              <w:right w:type="dxa" w:w="70"/>
-            </w:tcMar>
-          </w:tcPr>
-          <w:p>
-            <w:r>
-              <w:rPr>
-                <w:rFonts w:ascii="Arial" w:cs="Arial" w:eastAsia="Arial" w:hAnsi="Arial"/>
-                <w:b w:val="false"/>
-                <w:bCs w:val="false"/>
-                <w:color w:val="111111"/>
-                <w:sz w:val="17"/>
-                <w:szCs w:val="17"/>
-              </w:rPr>
-              <w:t xml:space="preserve">§4 ownership, then your member brief in </w:t>
+            <w:tcW w:type="dxa" w:w="3645"/>
+            <w:tcBorders>
+              <w:top w:val="single" w:color="C9D2DC" w:sz="4"/>
+              <w:left w:val="single" w:color="C9D2DC" w:sz="4"/>
+              <w:bottom w:val="single" w:color="C9D2DC" w:sz="4"/>
+              <w:right w:val="single" w:color="C9D2DC" w:sz="4"/>
+            </w:tcBorders>
+            <w:tcMar>
+              <w:top w:type="dxa" w:w="55"/>
+              <w:left w:type="dxa" w:w="70"/>
+              <w:bottom w:type="dxa" w:w="55"/>
+              <w:right w:type="dxa" w:w="70"/>
+            </w:tcMar>
+          </w:tcPr>
+          <w:p>
+            <w:r>
+              <w:rPr>
+                <w:rFonts w:ascii="Arial" w:cs="Arial" w:eastAsia="Arial" w:hAnsi="Arial"/>
+                <w:b w:val="false"/>
+                <w:bCs w:val="false"/>
+                <w:color w:val="111111"/>
+                <w:sz w:val="17"/>
+                <w:szCs w:val="17"/>
+              </w:rPr>
+              <w:t xml:space="preserve">A coding agent</w:t>
+            </w:r>
+          </w:p>
+        </w:tc>
+        <w:tc>
+          <w:tcPr>
+            <w:tcW w:type="dxa" w:w="5715"/>
+            <w:tcBorders>
+              <w:top w:val="single" w:color="C9D2DC" w:sz="4"/>
+              <w:left w:val="single" w:color="C9D2DC" w:sz="4"/>
+              <w:bottom w:val="single" w:color="C9D2DC" w:sz="4"/>
+              <w:right w:val="single" w:color="C9D2DC" w:sz="4"/>
+            </w:tcBorders>
+            <w:tcMar>
+              <w:top w:type="dxa" w:w="55"/>
+              <w:left w:type="dxa" w:w="70"/>
+              <w:bottom w:type="dxa" w:w="55"/>
+              <w:right w:type="dxa" w:w="70"/>
+            </w:tcMar>
+          </w:tcPr>
+          <w:p>
+            <w:r>
+              <w:rPr>
+                <w:rFonts w:ascii="Arial" w:cs="Arial" w:eastAsia="Arial" w:hAnsi="Arial"/>
+                <w:b w:val="false"/>
+                <w:bCs w:val="false"/>
+                <w:color w:val="111111"/>
+                <w:sz w:val="17"/>
+                <w:szCs w:val="17"/>
+              </w:rPr>
+              <w:t xml:space="preserve">root [</w:t>
             </w:r>
             <w:r>
               <w:rPr>
@@ -428,7 +428,40 @@
                 <w:sz w:val="15"/>
                 <w:szCs w:val="15"/>
               </w:rPr>
-              <w:t xml:space="preserve">docs/team/</w:t>
+              <w:t xml:space="preserve">AGENTS.md</w:t>
+            </w:r>
+            <w:r>
+              <w:rPr>
+                <w:rFonts w:ascii="Arial" w:cs="Arial" w:eastAsia="Arial" w:hAnsi="Arial"/>
+                <w:b w:val="false"/>
+                <w:bCs w:val="false"/>
+                <w:color w:val="111111"/>
+                <w:sz w:val="17"/>
+                <w:szCs w:val="17"/>
+              </w:rPr>
+              <w:t xml:space="preserve">](../AGENTS.md), then [</w:t>
+            </w:r>
+            <w:r>
+              <w:rPr>
+                <w:rFonts w:ascii="Consolas" w:cs="Consolas" w:eastAsia="Consolas" w:hAnsi="Consolas"/>
+                <w:b w:val="false"/>
+                <w:bCs w:val="false"/>
+                <w:color w:val="111111"/>
+                <w:sz w:val="15"/>
+                <w:szCs w:val="15"/>
+              </w:rPr>
+              <w:t xml:space="preserve">docs/tasks.md</w:t>
+            </w:r>
+            <w:r>
+              <w:rPr>
+                <w:rFonts w:ascii="Arial" w:cs="Arial" w:eastAsia="Arial" w:hAnsi="Arial"/>
+                <w:b w:val="false"/>
+                <w:bCs w:val="false"/>
+                <w:color w:val="111111"/>
+                <w:sz w:val="17"/>
+                <w:szCs w:val="17"/>
+              </w:rPr>
+              <w:t xml:space="preserve">](tasks.md)</w:t>
             </w:r>
           </w:p>
         </w:tc>
@@ -436,61 +469,72 @@
       <w:tr>
         <w:tc>
           <w:tcPr>
-            <w:tcW w:type="dxa" w:w="3652"/>
-            <w:tcBorders>
-              <w:top w:val="single" w:color="C9D2DC" w:sz="4"/>
-              <w:left w:val="single" w:color="C9D2DC" w:sz="4"/>
-              <w:bottom w:val="single" w:color="C9D2DC" w:sz="4"/>
-              <w:right w:val="single" w:color="C9D2DC" w:sz="4"/>
-            </w:tcBorders>
-            <w:tcMar>
-              <w:top w:type="dxa" w:w="55"/>
-              <w:left w:type="dxa" w:w="70"/>
-              <w:bottom w:type="dxa" w:w="55"/>
-              <w:right w:type="dxa" w:w="70"/>
-            </w:tcMar>
-          </w:tcPr>
-          <w:p>
-            <w:r>
-              <w:rPr>
-                <w:rFonts w:ascii="Arial" w:cs="Arial" w:eastAsia="Arial" w:hAnsi="Arial"/>
-                <w:b w:val="false"/>
-                <w:bCs w:val="false"/>
-                <w:color w:val="111111"/>
-                <w:sz w:val="17"/>
-                <w:szCs w:val="17"/>
-              </w:rPr>
-              <w:t xml:space="preserve">Checking architecture</w:t>
-            </w:r>
-          </w:p>
-        </w:tc>
-        <w:tc>
-          <w:tcPr>
-            <w:tcW w:type="dxa" w:w="5708"/>
-            <w:tcBorders>
-              <w:top w:val="single" w:color="C9D2DC" w:sz="4"/>
-              <w:left w:val="single" w:color="C9D2DC" w:sz="4"/>
-              <w:bottom w:val="single" w:color="C9D2DC" w:sz="4"/>
-              <w:right w:val="single" w:color="C9D2DC" w:sz="4"/>
-            </w:tcBorders>
-            <w:tcMar>
-              <w:top w:type="dxa" w:w="55"/>
-              <w:left w:type="dxa" w:w="70"/>
-              <w:bottom w:type="dxa" w:w="55"/>
-              <w:right w:type="dxa" w:w="70"/>
-            </w:tcMar>
-          </w:tcPr>
-          <w:p>
-            <w:r>
-              <w:rPr>
-                <w:rFonts w:ascii="Arial" w:cs="Arial" w:eastAsia="Arial" w:hAnsi="Arial"/>
-                <w:b w:val="false"/>
-                <w:bCs w:val="false"/>
-                <w:color w:val="111111"/>
-                <w:sz w:val="17"/>
-                <w:szCs w:val="17"/>
-              </w:rPr>
-              <w:t xml:space="preserve">§3</w:t>
+            <w:tcW w:type="dxa" w:w="3645"/>
+            <w:tcBorders>
+              <w:top w:val="single" w:color="C9D2DC" w:sz="4"/>
+              <w:left w:val="single" w:color="C9D2DC" w:sz="4"/>
+              <w:bottom w:val="single" w:color="C9D2DC" w:sz="4"/>
+              <w:right w:val="single" w:color="C9D2DC" w:sz="4"/>
+            </w:tcBorders>
+            <w:tcMar>
+              <w:top w:type="dxa" w:w="55"/>
+              <w:left w:type="dxa" w:w="70"/>
+              <w:bottom w:type="dxa" w:w="55"/>
+              <w:right w:type="dxa" w:w="70"/>
+            </w:tcMar>
+          </w:tcPr>
+          <w:p>
+            <w:r>
+              <w:rPr>
+                <w:rFonts w:ascii="Arial" w:cs="Arial" w:eastAsia="Arial" w:hAnsi="Arial"/>
+                <w:b w:val="false"/>
+                <w:bCs w:val="false"/>
+                <w:color w:val="111111"/>
+                <w:sz w:val="17"/>
+                <w:szCs w:val="17"/>
+              </w:rPr>
+              <w:t xml:space="preserve">Picking up a workstream</w:t>
+            </w:r>
+          </w:p>
+        </w:tc>
+        <w:tc>
+          <w:tcPr>
+            <w:tcW w:type="dxa" w:w="5715"/>
+            <w:tcBorders>
+              <w:top w:val="single" w:color="C9D2DC" w:sz="4"/>
+              <w:left w:val="single" w:color="C9D2DC" w:sz="4"/>
+              <w:bottom w:val="single" w:color="C9D2DC" w:sz="4"/>
+              <w:right w:val="single" w:color="C9D2DC" w:sz="4"/>
+            </w:tcBorders>
+            <w:tcMar>
+              <w:top w:type="dxa" w:w="55"/>
+              <w:left w:type="dxa" w:w="70"/>
+              <w:bottom w:type="dxa" w:w="55"/>
+              <w:right w:type="dxa" w:w="70"/>
+            </w:tcMar>
+          </w:tcPr>
+          <w:p>
+            <w:r>
+              <w:rPr>
+                <w:rFonts w:ascii="Arial" w:cs="Arial" w:eastAsia="Arial" w:hAnsi="Arial"/>
+                <w:b w:val="false"/>
+                <w:bCs w:val="false"/>
+                <w:color w:val="111111"/>
+                <w:sz w:val="17"/>
+                <w:szCs w:val="17"/>
+              </w:rPr>
+              <w:t xml:space="preserve">§4 ownership, then your member brief in </w:t>
+            </w:r>
+            <w:r>
+              <w:rPr>
+                <w:rFonts w:ascii="Consolas" w:cs="Consolas" w:eastAsia="Consolas" w:hAnsi="Consolas"/>
+                <w:b w:val="false"/>
+                <w:bCs w:val="false"/>
+                <w:color w:val="111111"/>
+                <w:sz w:val="15"/>
+                <w:szCs w:val="15"/>
+              </w:rPr>
+              <w:t xml:space="preserve">docs/team/</w:t>
             </w:r>
           </w:p>
         </w:tc>
@@ -498,61 +542,61 @@
       <w:tr>
         <w:tc>
           <w:tcPr>
-            <w:tcW w:type="dxa" w:w="3652"/>
-            <w:tcBorders>
-              <w:top w:val="single" w:color="C9D2DC" w:sz="4"/>
-              <w:left w:val="single" w:color="C9D2DC" w:sz="4"/>
-              <w:bottom w:val="single" w:color="C9D2DC" w:sz="4"/>
-              <w:right w:val="single" w:color="C9D2DC" w:sz="4"/>
-            </w:tcBorders>
-            <w:tcMar>
-              <w:top w:type="dxa" w:w="55"/>
-              <w:left w:type="dxa" w:w="70"/>
-              <w:bottom w:type="dxa" w:w="55"/>
-              <w:right w:type="dxa" w:w="70"/>
-            </w:tcMar>
-          </w:tcPr>
-          <w:p>
-            <w:r>
-              <w:rPr>
-                <w:rFonts w:ascii="Arial" w:cs="Arial" w:eastAsia="Arial" w:hAnsi="Arial"/>
-                <w:b w:val="false"/>
-                <w:bCs w:val="false"/>
-                <w:color w:val="111111"/>
-                <w:sz w:val="17"/>
-                <w:szCs w:val="17"/>
-              </w:rPr>
-              <w:t xml:space="preserve">Checking the three-week calendar</w:t>
-            </w:r>
-          </w:p>
-        </w:tc>
-        <w:tc>
-          <w:tcPr>
-            <w:tcW w:type="dxa" w:w="5708"/>
-            <w:tcBorders>
-              <w:top w:val="single" w:color="C9D2DC" w:sz="4"/>
-              <w:left w:val="single" w:color="C9D2DC" w:sz="4"/>
-              <w:bottom w:val="single" w:color="C9D2DC" w:sz="4"/>
-              <w:right w:val="single" w:color="C9D2DC" w:sz="4"/>
-            </w:tcBorders>
-            <w:tcMar>
-              <w:top w:type="dxa" w:w="55"/>
-              <w:left w:type="dxa" w:w="70"/>
-              <w:bottom w:type="dxa" w:w="55"/>
-              <w:right w:type="dxa" w:w="70"/>
-            </w:tcMar>
-          </w:tcPr>
-          <w:p>
-            <w:r>
-              <w:rPr>
-                <w:rFonts w:ascii="Arial" w:cs="Arial" w:eastAsia="Arial" w:hAnsi="Arial"/>
-                <w:b w:val="false"/>
-                <w:bCs w:val="false"/>
-                <w:color w:val="111111"/>
-                <w:sz w:val="17"/>
-                <w:szCs w:val="17"/>
-              </w:rPr>
-              <w:t xml:space="preserve">§6</w:t>
+            <w:tcW w:type="dxa" w:w="3645"/>
+            <w:tcBorders>
+              <w:top w:val="single" w:color="C9D2DC" w:sz="4"/>
+              <w:left w:val="single" w:color="C9D2DC" w:sz="4"/>
+              <w:bottom w:val="single" w:color="C9D2DC" w:sz="4"/>
+              <w:right w:val="single" w:color="C9D2DC" w:sz="4"/>
+            </w:tcBorders>
+            <w:tcMar>
+              <w:top w:type="dxa" w:w="55"/>
+              <w:left w:type="dxa" w:w="70"/>
+              <w:bottom w:type="dxa" w:w="55"/>
+              <w:right w:type="dxa" w:w="70"/>
+            </w:tcMar>
+          </w:tcPr>
+          <w:p>
+            <w:r>
+              <w:rPr>
+                <w:rFonts w:ascii="Arial" w:cs="Arial" w:eastAsia="Arial" w:hAnsi="Arial"/>
+                <w:b w:val="false"/>
+                <w:bCs w:val="false"/>
+                <w:color w:val="111111"/>
+                <w:sz w:val="17"/>
+                <w:szCs w:val="17"/>
+              </w:rPr>
+              <w:t xml:space="preserve">Checking architecture</w:t>
+            </w:r>
+          </w:p>
+        </w:tc>
+        <w:tc>
+          <w:tcPr>
+            <w:tcW w:type="dxa" w:w="5715"/>
+            <w:tcBorders>
+              <w:top w:val="single" w:color="C9D2DC" w:sz="4"/>
+              <w:left w:val="single" w:color="C9D2DC" w:sz="4"/>
+              <w:bottom w:val="single" w:color="C9D2DC" w:sz="4"/>
+              <w:right w:val="single" w:color="C9D2DC" w:sz="4"/>
+            </w:tcBorders>
+            <w:tcMar>
+              <w:top w:type="dxa" w:w="55"/>
+              <w:left w:type="dxa" w:w="70"/>
+              <w:bottom w:type="dxa" w:w="55"/>
+              <w:right w:type="dxa" w:w="70"/>
+            </w:tcMar>
+          </w:tcPr>
+          <w:p>
+            <w:r>
+              <w:rPr>
+                <w:rFonts w:ascii="Arial" w:cs="Arial" w:eastAsia="Arial" w:hAnsi="Arial"/>
+                <w:b w:val="false"/>
+                <w:bCs w:val="false"/>
+                <w:color w:val="111111"/>
+                <w:sz w:val="17"/>
+                <w:szCs w:val="17"/>
+              </w:rPr>
+              <w:t xml:space="preserve">§3</w:t>
             </w:r>
           </w:p>
         </w:tc>
@@ -560,61 +604,83 @@
       <w:tr>
         <w:tc>
           <w:tcPr>
-            <w:tcW w:type="dxa" w:w="3652"/>
-            <w:tcBorders>
-              <w:top w:val="single" w:color="C9D2DC" w:sz="4"/>
-              <w:left w:val="single" w:color="C9D2DC" w:sz="4"/>
-              <w:bottom w:val="single" w:color="C9D2DC" w:sz="4"/>
-              <w:right w:val="single" w:color="C9D2DC" w:sz="4"/>
-            </w:tcBorders>
-            <w:tcMar>
-              <w:top w:type="dxa" w:w="55"/>
-              <w:left w:type="dxa" w:w="70"/>
-              <w:bottom w:type="dxa" w:w="55"/>
-              <w:right w:type="dxa" w:w="70"/>
-            </w:tcMar>
-          </w:tcPr>
-          <w:p>
-            <w:r>
-              <w:rPr>
-                <w:rFonts w:ascii="Arial" w:cs="Arial" w:eastAsia="Arial" w:hAnsi="Arial"/>
-                <w:b w:val="false"/>
-                <w:bCs w:val="false"/>
-                <w:color w:val="111111"/>
-                <w:sz w:val="17"/>
-                <w:szCs w:val="17"/>
-              </w:rPr>
-              <w:t xml:space="preserve">Scoring the rubric</w:t>
-            </w:r>
-          </w:p>
-        </w:tc>
-        <w:tc>
-          <w:tcPr>
-            <w:tcW w:type="dxa" w:w="5708"/>
-            <w:tcBorders>
-              <w:top w:val="single" w:color="C9D2DC" w:sz="4"/>
-              <w:left w:val="single" w:color="C9D2DC" w:sz="4"/>
-              <w:bottom w:val="single" w:color="C9D2DC" w:sz="4"/>
-              <w:right w:val="single" w:color="C9D2DC" w:sz="4"/>
-            </w:tcBorders>
-            <w:tcMar>
-              <w:top w:type="dxa" w:w="55"/>
-              <w:left w:type="dxa" w:w="70"/>
-              <w:bottom w:type="dxa" w:w="55"/>
-              <w:right w:type="dxa" w:w="70"/>
-            </w:tcMar>
-          </w:tcPr>
-          <w:p>
-            <w:r>
-              <w:rPr>
-                <w:rFonts w:ascii="Arial" w:cs="Arial" w:eastAsia="Arial" w:hAnsi="Arial"/>
-                <w:b w:val="false"/>
-                <w:bCs w:val="false"/>
-                <w:color w:val="111111"/>
-                <w:sz w:val="17"/>
-                <w:szCs w:val="17"/>
-              </w:rPr>
-              <w:t xml:space="preserve">§12</w:t>
+            <w:tcW w:type="dxa" w:w="3645"/>
+            <w:tcBorders>
+              <w:top w:val="single" w:color="C9D2DC" w:sz="4"/>
+              <w:left w:val="single" w:color="C9D2DC" w:sz="4"/>
+              <w:bottom w:val="single" w:color="C9D2DC" w:sz="4"/>
+              <w:right w:val="single" w:color="C9D2DC" w:sz="4"/>
+            </w:tcBorders>
+            <w:tcMar>
+              <w:top w:type="dxa" w:w="55"/>
+              <w:left w:type="dxa" w:w="70"/>
+              <w:bottom w:type="dxa" w:w="55"/>
+              <w:right w:type="dxa" w:w="70"/>
+            </w:tcMar>
+          </w:tcPr>
+          <w:p>
+            <w:r>
+              <w:rPr>
+                <w:rFonts w:ascii="Arial" w:cs="Arial" w:eastAsia="Arial" w:hAnsi="Arial"/>
+                <w:b w:val="false"/>
+                <w:bCs w:val="false"/>
+                <w:color w:val="111111"/>
+                <w:sz w:val="17"/>
+                <w:szCs w:val="17"/>
+              </w:rPr>
+              <w:t xml:space="preserve">Checking how the desk recovers a day</w:t>
+            </w:r>
+          </w:p>
+        </w:tc>
+        <w:tc>
+          <w:tcPr>
+            <w:tcW w:type="dxa" w:w="5715"/>
+            <w:tcBorders>
+              <w:top w:val="single" w:color="C9D2DC" w:sz="4"/>
+              <w:left w:val="single" w:color="C9D2DC" w:sz="4"/>
+              <w:bottom w:val="single" w:color="C9D2DC" w:sz="4"/>
+              <w:right w:val="single" w:color="C9D2DC" w:sz="4"/>
+            </w:tcBorders>
+            <w:tcMar>
+              <w:top w:type="dxa" w:w="55"/>
+              <w:left w:type="dxa" w:w="70"/>
+              <w:bottom w:type="dxa" w:w="55"/>
+              <w:right w:type="dxa" w:w="70"/>
+            </w:tcMar>
+          </w:tcPr>
+          <w:p>
+            <w:r>
+              <w:rPr>
+                <w:rFonts w:ascii="Arial" w:cs="Arial" w:eastAsia="Arial" w:hAnsi="Arial"/>
+                <w:b w:val="false"/>
+                <w:bCs w:val="false"/>
+                <w:color w:val="111111"/>
+                <w:sz w:val="17"/>
+                <w:szCs w:val="17"/>
+              </w:rPr>
+              <w:t xml:space="preserve">[</w:t>
+            </w:r>
+            <w:r>
+              <w:rPr>
+                <w:rFonts w:ascii="Consolas" w:cs="Consolas" w:eastAsia="Consolas" w:hAnsi="Consolas"/>
+                <w:b w:val="false"/>
+                <w:bCs w:val="false"/>
+                <w:color w:val="111111"/>
+                <w:sz w:val="15"/>
+                <w:szCs w:val="15"/>
+              </w:rPr>
+              <w:t xml:space="preserve">docs/workflow.md</w:t>
+            </w:r>
+            <w:r>
+              <w:rPr>
+                <w:rFonts w:ascii="Arial" w:cs="Arial" w:eastAsia="Arial" w:hAnsi="Arial"/>
+                <w:b w:val="false"/>
+                <w:bCs w:val="false"/>
+                <w:color w:val="111111"/>
+                <w:sz w:val="17"/>
+                <w:szCs w:val="17"/>
+              </w:rPr>
+              <w:t xml:space="preserve">](workflow.md)</w:t>
             </w:r>
           </w:p>
         </w:tc>
@@ -622,7 +688,299 @@
       <w:tr>
         <w:tc>
           <w:tcPr>
-            <w:tcW w:type="dxa" w:w="3652"/>
+            <w:tcW w:type="dxa" w:w="3645"/>
+            <w:tcBorders>
+              <w:top w:val="single" w:color="C9D2DC" w:sz="4"/>
+              <w:left w:val="single" w:color="C9D2DC" w:sz="4"/>
+              <w:bottom w:val="single" w:color="C9D2DC" w:sz="4"/>
+              <w:right w:val="single" w:color="C9D2DC" w:sz="4"/>
+            </w:tcBorders>
+            <w:tcMar>
+              <w:top w:type="dxa" w:w="55"/>
+              <w:left w:type="dxa" w:w="70"/>
+              <w:bottom w:type="dxa" w:w="55"/>
+              <w:right w:type="dxa" w:w="70"/>
+            </w:tcMar>
+          </w:tcPr>
+          <w:p>
+            <w:r>
+              <w:rPr>
+                <w:rFonts w:ascii="Arial" w:cs="Arial" w:eastAsia="Arial" w:hAnsi="Arial"/>
+                <w:b w:val="false"/>
+                <w:bCs w:val="false"/>
+                <w:color w:val="111111"/>
+                <w:sz w:val="17"/>
+                <w:szCs w:val="17"/>
+              </w:rPr>
+              <w:t xml:space="preserve">Checking coordinator / safety stories</w:t>
+            </w:r>
+          </w:p>
+        </w:tc>
+        <w:tc>
+          <w:tcPr>
+            <w:tcW w:type="dxa" w:w="5715"/>
+            <w:tcBorders>
+              <w:top w:val="single" w:color="C9D2DC" w:sz="4"/>
+              <w:left w:val="single" w:color="C9D2DC" w:sz="4"/>
+              <w:bottom w:val="single" w:color="C9D2DC" w:sz="4"/>
+              <w:right w:val="single" w:color="C9D2DC" w:sz="4"/>
+            </w:tcBorders>
+            <w:tcMar>
+              <w:top w:type="dxa" w:w="55"/>
+              <w:left w:type="dxa" w:w="70"/>
+              <w:bottom w:type="dxa" w:w="55"/>
+              <w:right w:type="dxa" w:w="70"/>
+            </w:tcMar>
+          </w:tcPr>
+          <w:p>
+            <w:r>
+              <w:rPr>
+                <w:rFonts w:ascii="Arial" w:cs="Arial" w:eastAsia="Arial" w:hAnsi="Arial"/>
+                <w:b w:val="false"/>
+                <w:bCs w:val="false"/>
+                <w:color w:val="111111"/>
+                <w:sz w:val="17"/>
+                <w:szCs w:val="17"/>
+              </w:rPr>
+              <w:t xml:space="preserve">[</w:t>
+            </w:r>
+            <w:r>
+              <w:rPr>
+                <w:rFonts w:ascii="Consolas" w:cs="Consolas" w:eastAsia="Consolas" w:hAnsi="Consolas"/>
+                <w:b w:val="false"/>
+                <w:bCs w:val="false"/>
+                <w:color w:val="111111"/>
+                <w:sz w:val="15"/>
+                <w:szCs w:val="15"/>
+              </w:rPr>
+              <w:t xml:space="preserve">docs/usecases.md</w:t>
+            </w:r>
+            <w:r>
+              <w:rPr>
+                <w:rFonts w:ascii="Arial" w:cs="Arial" w:eastAsia="Arial" w:hAnsi="Arial"/>
+                <w:b w:val="false"/>
+                <w:bCs w:val="false"/>
+                <w:color w:val="111111"/>
+                <w:sz w:val="17"/>
+                <w:szCs w:val="17"/>
+              </w:rPr>
+              <w:t xml:space="preserve">](usecases.md)</w:t>
+            </w:r>
+          </w:p>
+        </w:tc>
+      </w:tr>
+      <w:tr>
+        <w:tc>
+          <w:tcPr>
+            <w:tcW w:type="dxa" w:w="3645"/>
+            <w:tcBorders>
+              <w:top w:val="single" w:color="C9D2DC" w:sz="4"/>
+              <w:left w:val="single" w:color="C9D2DC" w:sz="4"/>
+              <w:bottom w:val="single" w:color="C9D2DC" w:sz="4"/>
+              <w:right w:val="single" w:color="C9D2DC" w:sz="4"/>
+            </w:tcBorders>
+            <w:tcMar>
+              <w:top w:type="dxa" w:w="55"/>
+              <w:left w:type="dxa" w:w="70"/>
+              <w:bottom w:type="dxa" w:w="55"/>
+              <w:right w:type="dxa" w:w="70"/>
+            </w:tcMar>
+          </w:tcPr>
+          <w:p>
+            <w:r>
+              <w:rPr>
+                <w:rFonts w:ascii="Arial" w:cs="Arial" w:eastAsia="Arial" w:hAnsi="Arial"/>
+                <w:b w:val="false"/>
+                <w:bCs w:val="false"/>
+                <w:color w:val="111111"/>
+                <w:sz w:val="17"/>
+                <w:szCs w:val="17"/>
+              </w:rPr>
+              <w:t xml:space="preserve">Checking the three-week calendar</w:t>
+            </w:r>
+          </w:p>
+        </w:tc>
+        <w:tc>
+          <w:tcPr>
+            <w:tcW w:type="dxa" w:w="5715"/>
+            <w:tcBorders>
+              <w:top w:val="single" w:color="C9D2DC" w:sz="4"/>
+              <w:left w:val="single" w:color="C9D2DC" w:sz="4"/>
+              <w:bottom w:val="single" w:color="C9D2DC" w:sz="4"/>
+              <w:right w:val="single" w:color="C9D2DC" w:sz="4"/>
+            </w:tcBorders>
+            <w:tcMar>
+              <w:top w:type="dxa" w:w="55"/>
+              <w:left w:type="dxa" w:w="70"/>
+              <w:bottom w:type="dxa" w:w="55"/>
+              <w:right w:type="dxa" w:w="70"/>
+            </w:tcMar>
+          </w:tcPr>
+          <w:p>
+            <w:r>
+              <w:rPr>
+                <w:rFonts w:ascii="Arial" w:cs="Arial" w:eastAsia="Arial" w:hAnsi="Arial"/>
+                <w:b w:val="false"/>
+                <w:bCs w:val="false"/>
+                <w:color w:val="111111"/>
+                <w:sz w:val="17"/>
+                <w:szCs w:val="17"/>
+              </w:rPr>
+              <w:t xml:space="preserve">§6</w:t>
+            </w:r>
+          </w:p>
+        </w:tc>
+      </w:tr>
+      <w:tr>
+        <w:tc>
+          <w:tcPr>
+            <w:tcW w:type="dxa" w:w="3645"/>
+            <w:tcBorders>
+              <w:top w:val="single" w:color="C9D2DC" w:sz="4"/>
+              <w:left w:val="single" w:color="C9D2DC" w:sz="4"/>
+              <w:bottom w:val="single" w:color="C9D2DC" w:sz="4"/>
+              <w:right w:val="single" w:color="C9D2DC" w:sz="4"/>
+            </w:tcBorders>
+            <w:tcMar>
+              <w:top w:type="dxa" w:w="55"/>
+              <w:left w:type="dxa" w:w="70"/>
+              <w:bottom w:type="dxa" w:w="55"/>
+              <w:right w:type="dxa" w:w="70"/>
+            </w:tcMar>
+          </w:tcPr>
+          <w:p>
+            <w:r>
+              <w:rPr>
+                <w:rFonts w:ascii="Arial" w:cs="Arial" w:eastAsia="Arial" w:hAnsi="Arial"/>
+                <w:b w:val="false"/>
+                <w:bCs w:val="false"/>
+                <w:color w:val="111111"/>
+                <w:sz w:val="17"/>
+                <w:szCs w:val="17"/>
+              </w:rPr>
+              <w:t xml:space="preserve">Scoring the rubric</w:t>
+            </w:r>
+          </w:p>
+        </w:tc>
+        <w:tc>
+          <w:tcPr>
+            <w:tcW w:type="dxa" w:w="5715"/>
+            <w:tcBorders>
+              <w:top w:val="single" w:color="C9D2DC" w:sz="4"/>
+              <w:left w:val="single" w:color="C9D2DC" w:sz="4"/>
+              <w:bottom w:val="single" w:color="C9D2DC" w:sz="4"/>
+              <w:right w:val="single" w:color="C9D2DC" w:sz="4"/>
+            </w:tcBorders>
+            <w:tcMar>
+              <w:top w:type="dxa" w:w="55"/>
+              <w:left w:type="dxa" w:w="70"/>
+              <w:bottom w:type="dxa" w:w="55"/>
+              <w:right w:type="dxa" w:w="70"/>
+            </w:tcMar>
+          </w:tcPr>
+          <w:p>
+            <w:r>
+              <w:rPr>
+                <w:rFonts w:ascii="Arial" w:cs="Arial" w:eastAsia="Arial" w:hAnsi="Arial"/>
+                <w:b w:val="false"/>
+                <w:bCs w:val="false"/>
+                <w:color w:val="111111"/>
+                <w:sz w:val="17"/>
+                <w:szCs w:val="17"/>
+              </w:rPr>
+              <w:t xml:space="preserve">§12</w:t>
+            </w:r>
+          </w:p>
+        </w:tc>
+      </w:tr>
+      <w:tr>
+        <w:tc>
+          <w:tcPr>
+            <w:tcW w:type="dxa" w:w="3645"/>
+            <w:tcBorders>
+              <w:top w:val="single" w:color="C9D2DC" w:sz="4"/>
+              <w:left w:val="single" w:color="C9D2DC" w:sz="4"/>
+              <w:bottom w:val="single" w:color="C9D2DC" w:sz="4"/>
+              <w:right w:val="single" w:color="C9D2DC" w:sz="4"/>
+            </w:tcBorders>
+            <w:tcMar>
+              <w:top w:type="dxa" w:w="55"/>
+              <w:left w:type="dxa" w:w="70"/>
+              <w:bottom w:type="dxa" w:w="55"/>
+              <w:right w:type="dxa" w:w="70"/>
+            </w:tcMar>
+          </w:tcPr>
+          <w:p>
+            <w:r>
+              <w:rPr>
+                <w:rFonts w:ascii="Arial" w:cs="Arial" w:eastAsia="Arial" w:hAnsi="Arial"/>
+                <w:b w:val="false"/>
+                <w:bCs w:val="false"/>
+                <w:color w:val="111111"/>
+                <w:sz w:val="17"/>
+                <w:szCs w:val="17"/>
+              </w:rPr>
+              <w:t xml:space="preserve">Checking the stack</w:t>
+            </w:r>
+          </w:p>
+        </w:tc>
+        <w:tc>
+          <w:tcPr>
+            <w:tcW w:type="dxa" w:w="5715"/>
+            <w:tcBorders>
+              <w:top w:val="single" w:color="C9D2DC" w:sz="4"/>
+              <w:left w:val="single" w:color="C9D2DC" w:sz="4"/>
+              <w:bottom w:val="single" w:color="C9D2DC" w:sz="4"/>
+              <w:right w:val="single" w:color="C9D2DC" w:sz="4"/>
+            </w:tcBorders>
+            <w:tcMar>
+              <w:top w:type="dxa" w:w="55"/>
+              <w:left w:type="dxa" w:w="70"/>
+              <w:bottom w:type="dxa" w:w="55"/>
+              <w:right w:type="dxa" w:w="70"/>
+            </w:tcMar>
+          </w:tcPr>
+          <w:p>
+            <w:r>
+              <w:rPr>
+                <w:rFonts w:ascii="Arial" w:cs="Arial" w:eastAsia="Arial" w:hAnsi="Arial"/>
+                <w:b w:val="false"/>
+                <w:bCs w:val="false"/>
+                <w:color w:val="111111"/>
+                <w:sz w:val="17"/>
+                <w:szCs w:val="17"/>
+              </w:rPr>
+              <w:t xml:space="preserve">[</w:t>
+            </w:r>
+            <w:r>
+              <w:rPr>
+                <w:rFonts w:ascii="Consolas" w:cs="Consolas" w:eastAsia="Consolas" w:hAnsi="Consolas"/>
+                <w:b w:val="false"/>
+                <w:bCs w:val="false"/>
+                <w:color w:val="111111"/>
+                <w:sz w:val="15"/>
+                <w:szCs w:val="15"/>
+              </w:rPr>
+              <w:t xml:space="preserve">docs/tech-stack.md</w:t>
+            </w:r>
+            <w:r>
+              <w:rPr>
+                <w:rFonts w:ascii="Arial" w:cs="Arial" w:eastAsia="Arial" w:hAnsi="Arial"/>
+                <w:b w:val="false"/>
+                <w:bCs w:val="false"/>
+                <w:color w:val="111111"/>
+                <w:sz w:val="17"/>
+                <w:szCs w:val="17"/>
+              </w:rPr>
+              <w:t xml:space="preserve">](tech-stack.md)</w:t>
+            </w:r>
+          </w:p>
+        </w:tc>
+      </w:tr>
+      <w:tr>
+        <w:tc>
+          <w:tcPr>
+            <w:tcW w:type="dxa" w:w="3645"/>
             <w:tcBorders>
               <w:top w:val="single" w:color="C9D2DC" w:sz="4"/>
               <w:left w:val="single" w:color="C9D2DC" w:sz="4"/>
@@ -652,7 +1010,7 @@
         </w:tc>
         <w:tc>
           <w:tcPr>
-            <w:tcW w:type="dxa" w:w="5708"/>
+            <w:tcW w:type="dxa" w:w="5715"/>
             <w:tcBorders>
               <w:top w:val="single" w:color="C9D2DC" w:sz="4"/>
               <w:left w:val="single" w:color="C9D2DC" w:sz="4"/>
@@ -3389,7 +3747,7 @@
                 <w:sz w:val="15"/>
                 <w:szCs w:val="15"/>
               </w:rPr>
-              <w:t xml:space="preserve">origin/main</w:t>
+              <w:t xml:space="preserve">main</w:t>
             </w:r>
           </w:p>
         </w:tc>
@@ -3419,7 +3777,7 @@
                 <w:sz w:val="17"/>
                 <w:szCs w:val="17"/>
               </w:rPr>
-              <w:t xml:space="preserve">Desk, technician, and HTTP handlers in one app.</w:t>
+              <w:t xml:space="preserve">Desk and HTTP in one app. Draft's Vite SPA is not used.</w:t>
             </w:r>
           </w:p>
         </w:tc>
@@ -3522,7 +3880,69 @@
                 <w:sz w:val="17"/>
                 <w:szCs w:val="17"/>
               </w:rPr>
-              <w:t xml:space="preserve">Already in </w:t>
+              <w:t xml:space="preserve">JSON tool protocol from the draft. JS, not Python.</w:t>
+            </w:r>
+          </w:p>
+        </w:tc>
+      </w:tr>
+      <w:tr>
+        <w:tc>
+          <w:tcPr>
+            <w:tcW w:type="dxa" w:w="2186"/>
+            <w:tcBorders>
+              <w:top w:val="single" w:color="C9D2DC" w:sz="4"/>
+              <w:left w:val="single" w:color="C9D2DC" w:sz="4"/>
+              <w:bottom w:val="single" w:color="C9D2DC" w:sz="4"/>
+              <w:right w:val="single" w:color="C9D2DC" w:sz="4"/>
+            </w:tcBorders>
+            <w:tcMar>
+              <w:top w:type="dxa" w:w="55"/>
+              <w:left w:type="dxa" w:w="70"/>
+              <w:bottom w:type="dxa" w:w="55"/>
+              <w:right w:type="dxa" w:w="70"/>
+            </w:tcMar>
+          </w:tcPr>
+          <w:p>
+            <w:r>
+              <w:rPr>
+                <w:rFonts w:ascii="Arial" w:cs="Arial" w:eastAsia="Arial" w:hAnsi="Arial"/>
+                <w:b w:val="false"/>
+                <w:bCs w:val="false"/>
+                <w:color w:val="111111"/>
+                <w:sz w:val="17"/>
+                <w:szCs w:val="17"/>
+              </w:rPr>
+              <w:t xml:space="preserve">Model</w:t>
+            </w:r>
+          </w:p>
+        </w:tc>
+        <w:tc>
+          <w:tcPr>
+            <w:tcW w:type="dxa" w:w="3211"/>
+            <w:tcBorders>
+              <w:top w:val="single" w:color="C9D2DC" w:sz="4"/>
+              <w:left w:val="single" w:color="C9D2DC" w:sz="4"/>
+              <w:bottom w:val="single" w:color="C9D2DC" w:sz="4"/>
+              <w:right w:val="single" w:color="C9D2DC" w:sz="4"/>
+            </w:tcBorders>
+            <w:tcMar>
+              <w:top w:type="dxa" w:w="55"/>
+              <w:left w:type="dxa" w:w="70"/>
+              <w:bottom w:type="dxa" w:w="55"/>
+              <w:right w:type="dxa" w:w="70"/>
+            </w:tcMar>
+          </w:tcPr>
+          <w:p>
+            <w:r>
+              <w:rPr>
+                <w:rFonts w:ascii="Arial" w:cs="Arial" w:eastAsia="Arial" w:hAnsi="Arial"/>
+                <w:b w:val="false"/>
+                <w:bCs w:val="false"/>
+                <w:color w:val="111111"/>
+                <w:sz w:val="17"/>
+                <w:szCs w:val="17"/>
+              </w:rPr>
+              <w:t xml:space="preserve">Gateway Claude Sonnet 4.5, </w:t>
             </w:r>
             <w:r>
               <w:rPr>
@@ -3533,18 +3953,37 @@
                 <w:sz w:val="15"/>
                 <w:szCs w:val="15"/>
               </w:rPr>
-              <w:t xml:space="preserve">package.json</w:t>
-            </w:r>
-            <w:r>
-              <w:rPr>
-                <w:rFonts w:ascii="Arial" w:cs="Arial" w:eastAsia="Arial" w:hAnsi="Arial"/>
-                <w:b w:val="false"/>
-                <w:bCs w:val="false"/>
-                <w:color w:val="111111"/>
-                <w:sz w:val="17"/>
-                <w:szCs w:val="17"/>
-              </w:rPr>
-              <w:t xml:space="preserve">. Language of the graph does not matter if the tool schema is shared.</w:t>
+              <w:t xml:space="preserve">X-API-Key</w:t>
+            </w:r>
+          </w:p>
+        </w:tc>
+        <w:tc>
+          <w:tcPr>
+            <w:tcW w:type="dxa" w:w="3963"/>
+            <w:tcBorders>
+              <w:top w:val="single" w:color="C9D2DC" w:sz="4"/>
+              <w:left w:val="single" w:color="C9D2DC" w:sz="4"/>
+              <w:bottom w:val="single" w:color="C9D2DC" w:sz="4"/>
+              <w:right w:val="single" w:color="C9D2DC" w:sz="4"/>
+            </w:tcBorders>
+            <w:tcMar>
+              <w:top w:type="dxa" w:w="55"/>
+              <w:left w:type="dxa" w:w="70"/>
+              <w:bottom w:type="dxa" w:w="55"/>
+              <w:right w:type="dxa" w:w="70"/>
+            </w:tcMar>
+          </w:tcPr>
+          <w:p>
+            <w:r>
+              <w:rPr>
+                <w:rFonts w:ascii="Arial" w:cs="Arial" w:eastAsia="Arial" w:hAnsi="Arial"/>
+                <w:b w:val="false"/>
+                <w:bCs w:val="false"/>
+                <w:color w:val="111111"/>
+                <w:sz w:val="17"/>
+                <w:szCs w:val="17"/>
+              </w:rPr>
+              <w:t xml:space="preserve">From the draft. Not Bedrock in our account.</w:t>
             </w:r>
           </w:p>
         </w:tc>
@@ -3658,7 +4097,7 @@
                 <w:sz w:val="17"/>
                 <w:szCs w:val="17"/>
               </w:rPr>
-              <w:t xml:space="preserve">Schema and interface already exist. SQLite is not a rewrite target.</w:t>
+              <w:t xml:space="preserve">Schema already exists. Draft's SQLite is not a rewrite target.</w:t>
             </w:r>
           </w:p>
         </w:tc>
@@ -3783,7 +4222,7 @@
                 <w:sz w:val="17"/>
                 <w:szCs w:val="17"/>
               </w:rPr>
-              <w:t xml:space="preserve">Pure functions, G-suite, no I/O.</w:t>
+              <w:t xml:space="preserve">G-suite with the gateway off.</w:t>
             </w:r>
           </w:p>
         </w:tc>
@@ -3815,7 +4254,7 @@
                 <w:sz w:val="17"/>
                 <w:szCs w:val="17"/>
               </w:rPr>
-              <w:t xml:space="preserve">Whole-board solver</w:t>
+              <w:t xml:space="preserve">Optimizer</w:t>
             </w:r>
           </w:p>
         </w:tc>
@@ -3845,7 +4284,7 @@
                 <w:sz w:val="17"/>
                 <w:szCs w:val="17"/>
               </w:rPr>
-              <w:t xml:space="preserve">Python OR-Tools in </w:t>
+              <w:t xml:space="preserve">FastAPI + OR-Tools in </w:t>
             </w:r>
             <w:r>
               <w:rPr>
@@ -3886,7 +4325,7 @@
                 <w:sz w:val="17"/>
                 <w:szCs w:val="17"/>
               </w:rPr>
-              <w:t xml:space="preserve">Official bindings are Python. Sidecar, not a second product.</w:t>
+              <w:t xml:space="preserve">Draft's FastAPI/OR-Tools, as a sidecar.</w:t>
             </w:r>
           </w:p>
         </w:tc>
@@ -3918,6 +4357,98 @@
                 <w:sz w:val="17"/>
                 <w:szCs w:val="17"/>
               </w:rPr>
+              <w:t xml:space="preserve">Proxy</w:t>
+            </w:r>
+          </w:p>
+        </w:tc>
+        <w:tc>
+          <w:tcPr>
+            <w:tcW w:type="dxa" w:w="3211"/>
+            <w:tcBorders>
+              <w:top w:val="single" w:color="C9D2DC" w:sz="4"/>
+              <w:left w:val="single" w:color="C9D2DC" w:sz="4"/>
+              <w:bottom w:val="single" w:color="C9D2DC" w:sz="4"/>
+              <w:right w:val="single" w:color="C9D2DC" w:sz="4"/>
+            </w:tcBorders>
+            <w:tcMar>
+              <w:top w:type="dxa" w:w="55"/>
+              <w:left w:type="dxa" w:w="70"/>
+              <w:bottom w:type="dxa" w:w="55"/>
+              <w:right w:type="dxa" w:w="70"/>
+            </w:tcMar>
+          </w:tcPr>
+          <w:p>
+            <w:r>
+              <w:rPr>
+                <w:rFonts w:ascii="Arial" w:cs="Arial" w:eastAsia="Arial" w:hAnsi="Arial"/>
+                <w:b w:val="false"/>
+                <w:bCs w:val="false"/>
+                <w:color w:val="111111"/>
+                <w:sz w:val="17"/>
+                <w:szCs w:val="17"/>
+              </w:rPr>
+              <w:t xml:space="preserve">Caddy on Lightsail</w:t>
+            </w:r>
+          </w:p>
+        </w:tc>
+        <w:tc>
+          <w:tcPr>
+            <w:tcW w:type="dxa" w:w="3963"/>
+            <w:tcBorders>
+              <w:top w:val="single" w:color="C9D2DC" w:sz="4"/>
+              <w:left w:val="single" w:color="C9D2DC" w:sz="4"/>
+              <w:bottom w:val="single" w:color="C9D2DC" w:sz="4"/>
+              <w:right w:val="single" w:color="C9D2DC" w:sz="4"/>
+            </w:tcBorders>
+            <w:tcMar>
+              <w:top w:type="dxa" w:w="55"/>
+              <w:left w:type="dxa" w:w="70"/>
+              <w:bottom w:type="dxa" w:w="55"/>
+              <w:right w:type="dxa" w:w="70"/>
+            </w:tcMar>
+          </w:tcPr>
+          <w:p>
+            <w:r>
+              <w:rPr>
+                <w:rFonts w:ascii="Arial" w:cs="Arial" w:eastAsia="Arial" w:hAnsi="Arial"/>
+                <w:b w:val="false"/>
+                <w:bCs w:val="false"/>
+                <w:color w:val="111111"/>
+                <w:sz w:val="17"/>
+                <w:szCs w:val="17"/>
+              </w:rPr>
+              <w:t xml:space="preserve">Draft's Nginx or Caddy.</w:t>
+            </w:r>
+          </w:p>
+        </w:tc>
+      </w:tr>
+      <w:tr>
+        <w:tc>
+          <w:tcPr>
+            <w:tcW w:type="dxa" w:w="2186"/>
+            <w:tcBorders>
+              <w:top w:val="single" w:color="C9D2DC" w:sz="4"/>
+              <w:left w:val="single" w:color="C9D2DC" w:sz="4"/>
+              <w:bottom w:val="single" w:color="C9D2DC" w:sz="4"/>
+              <w:right w:val="single" w:color="C9D2DC" w:sz="4"/>
+            </w:tcBorders>
+            <w:tcMar>
+              <w:top w:type="dxa" w:w="55"/>
+              <w:left w:type="dxa" w:w="70"/>
+              <w:bottom w:type="dxa" w:w="55"/>
+              <w:right w:type="dxa" w:w="70"/>
+            </w:tcMar>
+          </w:tcPr>
+          <w:p>
+            <w:r>
+              <w:rPr>
+                <w:rFonts w:ascii="Arial" w:cs="Arial" w:eastAsia="Arial" w:hAnsi="Arial"/>
+                <w:b w:val="false"/>
+                <w:bCs w:val="false"/>
+                <w:color w:val="111111"/>
+                <w:sz w:val="17"/>
+                <w:szCs w:val="17"/>
+              </w:rPr>
               <w:t xml:space="preserve">Host</w:t>
             </w:r>
           </w:p>
@@ -3948,7 +4479,7 @@
                 <w:sz w:val="17"/>
                 <w:szCs w:val="17"/>
               </w:rPr>
-              <w:t xml:space="preserve">One Lightsail box, Docker Compose</w:t>
+              <w:t xml:space="preserve">One Lightsail box, 4 GB / 2 vCPU, Compose</w:t>
             </w:r>
           </w:p>
         </w:tc>
@@ -3978,7 +4509,7 @@
                 <w:sz w:val="17"/>
                 <w:szCs w:val="17"/>
               </w:rPr>
-              <w:t xml:space="preserve">Fits US$100. No App Runner, Cognito, or managed RDS.</w:t>
+              <w:t xml:space="preserve">From the draft. No App Runner, Cognito, or managed RDS.</w:t>
             </w:r>
           </w:p>
         </w:tc>
@@ -6904,6 +7435,397 @@
     </w:p>
     <w:p>
       <w:pPr>
+        <w:spacing w:after="90" w:before="220"/>
+      </w:pPr>
+      <w:r>
+        <w:rPr>
+          <w:rFonts w:ascii="Arial" w:cs="Arial" w:eastAsia="Arial" w:hAnsi="Arial"/>
+          <w:b/>
+          <w:bCs/>
+          <w:color w:val="111111"/>
+          <w:sz w:val="24"/>
+          <w:szCs w:val="24"/>
+        </w:rPr>
+        <w:t xml:space="preserve">4.2 First-demo hats</w:t>
+      </w:r>
+    </w:p>
+    <w:p>
+      <w:pPr>
+        <w:spacing w:after="140" w:before="0"/>
+      </w:pPr>
+      <w:r>
+        <w:rPr>
+          <w:rFonts w:ascii="Arial" w:cs="Arial" w:eastAsia="Arial" w:hAnsi="Arial"/>
+          <w:b w:val="false"/>
+          <w:bCs w:val="false"/>
+          <w:color w:val="111111"/>
+          <w:sz w:val="22"/>
+          <w:szCs w:val="22"/>
+        </w:rPr>
+        <w:t xml:space="preserve">The first live demo is 30 minutes. It is not four narrators.</w:t>
+      </w:r>
+    </w:p>
+    <w:tbl>
+      <w:tblPr>
+        <w:tblW w:type="auto" w:w="100"/>
+        <w:tblBorders>
+          <w:top w:val="single" w:color="auto" w:sz="4"/>
+          <w:left w:val="single" w:color="auto" w:sz="4"/>
+          <w:bottom w:val="single" w:color="auto" w:sz="4"/>
+          <w:right w:val="single" w:color="auto" w:sz="4"/>
+          <w:insideH w:val="single" w:color="auto" w:sz="4"/>
+          <w:insideV w:val="single" w:color="auto" w:sz="4"/>
+        </w:tblBorders>
+      </w:tblPr>
+      <w:tblGrid>
+        <w:gridCol w:w="1404"/>
+        <w:gridCol w:w="7956"/>
+      </w:tblGrid>
+      <w:tr>
+        <w:trPr>
+          <w:tblHeader/>
+        </w:trPr>
+        <w:tc>
+          <w:tcPr>
+            <w:tcW w:type="dxa" w:w="1404"/>
+            <w:tcBorders>
+              <w:top w:val="single" w:color="16325C" w:sz="8"/>
+              <w:left w:val="single" w:color="16325C" w:sz="8"/>
+              <w:bottom w:val="single" w:color="16325C" w:sz="8"/>
+              <w:right w:val="single" w:color="16325C" w:sz="8"/>
+            </w:tcBorders>
+            <w:shd w:fill="16325C" w:val="clear"/>
+            <w:tcMar>
+              <w:top w:type="dxa" w:w="55"/>
+              <w:left w:type="dxa" w:w="70"/>
+              <w:bottom w:type="dxa" w:w="55"/>
+              <w:right w:type="dxa" w:w="70"/>
+            </w:tcMar>
+          </w:tcPr>
+          <w:p>
+            <w:r>
+              <w:rPr>
+                <w:rFonts w:ascii="Arial" w:cs="Arial" w:eastAsia="Arial" w:hAnsi="Arial"/>
+                <w:b/>
+                <w:bCs/>
+                <w:color w:val="FFFFFF"/>
+                <w:sz w:val="17"/>
+                <w:szCs w:val="17"/>
+              </w:rPr>
+              <w:t xml:space="preserve">Seat</w:t>
+            </w:r>
+          </w:p>
+        </w:tc>
+        <w:tc>
+          <w:tcPr>
+            <w:tcW w:type="dxa" w:w="7956"/>
+            <w:tcBorders>
+              <w:top w:val="single" w:color="16325C" w:sz="8"/>
+              <w:left w:val="single" w:color="16325C" w:sz="8"/>
+              <w:bottom w:val="single" w:color="16325C" w:sz="8"/>
+              <w:right w:val="single" w:color="16325C" w:sz="8"/>
+            </w:tcBorders>
+            <w:shd w:fill="16325C" w:val="clear"/>
+            <w:tcMar>
+              <w:top w:type="dxa" w:w="55"/>
+              <w:left w:type="dxa" w:w="70"/>
+              <w:bottom w:type="dxa" w:w="55"/>
+              <w:right w:type="dxa" w:w="70"/>
+            </w:tcMar>
+          </w:tcPr>
+          <w:p>
+            <w:r>
+              <w:rPr>
+                <w:rFonts w:ascii="Arial" w:cs="Arial" w:eastAsia="Arial" w:hAnsi="Arial"/>
+                <w:b/>
+                <w:bCs/>
+                <w:color w:val="FFFFFF"/>
+                <w:sz w:val="17"/>
+                <w:szCs w:val="17"/>
+              </w:rPr>
+              <w:t xml:space="preserve">During the 30 minutes</w:t>
+            </w:r>
+          </w:p>
+        </w:tc>
+      </w:tr>
+      <w:tr>
+        <w:tc>
+          <w:tcPr>
+            <w:tcW w:type="dxa" w:w="1404"/>
+            <w:tcBorders>
+              <w:top w:val="single" w:color="C9D2DC" w:sz="4"/>
+              <w:left w:val="single" w:color="C9D2DC" w:sz="4"/>
+              <w:bottom w:val="single" w:color="C9D2DC" w:sz="4"/>
+              <w:right w:val="single" w:color="C9D2DC" w:sz="4"/>
+            </w:tcBorders>
+            <w:tcMar>
+              <w:top w:type="dxa" w:w="55"/>
+              <w:left w:type="dxa" w:w="70"/>
+              <w:bottom w:type="dxa" w:w="55"/>
+              <w:right w:type="dxa" w:w="70"/>
+            </w:tcMar>
+          </w:tcPr>
+          <w:p>
+            <w:r>
+              <w:rPr>
+                <w:rFonts w:ascii="Arial" w:cs="Arial" w:eastAsia="Arial" w:hAnsi="Arial"/>
+                <w:b w:val="false"/>
+                <w:bCs w:val="false"/>
+                <w:color w:val="111111"/>
+                <w:sz w:val="17"/>
+                <w:szCs w:val="17"/>
+              </w:rPr>
+              <w:t xml:space="preserve">4</w:t>
+            </w:r>
+          </w:p>
+        </w:tc>
+        <w:tc>
+          <w:tcPr>
+            <w:tcW w:type="dxa" w:w="7956"/>
+            <w:tcBorders>
+              <w:top w:val="single" w:color="C9D2DC" w:sz="4"/>
+              <w:left w:val="single" w:color="C9D2DC" w:sz="4"/>
+              <w:bottom w:val="single" w:color="C9D2DC" w:sz="4"/>
+              <w:right w:val="single" w:color="C9D2DC" w:sz="4"/>
+            </w:tcBorders>
+            <w:tcMar>
+              <w:top w:type="dxa" w:w="55"/>
+              <w:left w:type="dxa" w:w="70"/>
+              <w:bottom w:type="dxa" w:w="55"/>
+              <w:right w:type="dxa" w:w="70"/>
+            </w:tcMar>
+          </w:tcPr>
+          <w:p>
+            <w:r>
+              <w:rPr>
+                <w:rFonts w:ascii="Arial" w:cs="Arial" w:eastAsia="Arial" w:hAnsi="Arial"/>
+                <w:b w:val="false"/>
+                <w:bCs w:val="false"/>
+                <w:color w:val="111111"/>
+                <w:sz w:val="17"/>
+                <w:szCs w:val="17"/>
+              </w:rPr>
+              <w:t xml:space="preserve">One mouse on the desk</w:t>
+            </w:r>
+          </w:p>
+        </w:tc>
+      </w:tr>
+      <w:tr>
+        <w:tc>
+          <w:tcPr>
+            <w:tcW w:type="dxa" w:w="1404"/>
+            <w:tcBorders>
+              <w:top w:val="single" w:color="C9D2DC" w:sz="4"/>
+              <w:left w:val="single" w:color="C9D2DC" w:sz="4"/>
+              <w:bottom w:val="single" w:color="C9D2DC" w:sz="4"/>
+              <w:right w:val="single" w:color="C9D2DC" w:sz="4"/>
+            </w:tcBorders>
+            <w:tcMar>
+              <w:top w:type="dxa" w:w="55"/>
+              <w:left w:type="dxa" w:w="70"/>
+              <w:bottom w:type="dxa" w:w="55"/>
+              <w:right w:type="dxa" w:w="70"/>
+            </w:tcMar>
+          </w:tcPr>
+          <w:p>
+            <w:r>
+              <w:rPr>
+                <w:rFonts w:ascii="Arial" w:cs="Arial" w:eastAsia="Arial" w:hAnsi="Arial"/>
+                <w:b w:val="false"/>
+                <w:bCs w:val="false"/>
+                <w:color w:val="111111"/>
+                <w:sz w:val="17"/>
+                <w:szCs w:val="17"/>
+              </w:rPr>
+              <w:t xml:space="preserve">3</w:t>
+            </w:r>
+          </w:p>
+        </w:tc>
+        <w:tc>
+          <w:tcPr>
+            <w:tcW w:type="dxa" w:w="7956"/>
+            <w:tcBorders>
+              <w:top w:val="single" w:color="C9D2DC" w:sz="4"/>
+              <w:left w:val="single" w:color="C9D2DC" w:sz="4"/>
+              <w:bottom w:val="single" w:color="C9D2DC" w:sz="4"/>
+              <w:right w:val="single" w:color="C9D2DC" w:sz="4"/>
+            </w:tcBorders>
+            <w:tcMar>
+              <w:top w:type="dxa" w:w="55"/>
+              <w:left w:type="dxa" w:w="70"/>
+              <w:bottom w:type="dxa" w:w="55"/>
+              <w:right w:type="dxa" w:w="70"/>
+            </w:tcMar>
+          </w:tcPr>
+          <w:p>
+            <w:r>
+              <w:rPr>
+                <w:rFonts w:ascii="Arial" w:cs="Arial" w:eastAsia="Arial" w:hAnsi="Arial"/>
+                <w:b w:val="false"/>
+                <w:bCs w:val="false"/>
+                <w:color w:val="111111"/>
+                <w:sz w:val="17"/>
+                <w:szCs w:val="17"/>
+              </w:rPr>
+              <w:t xml:space="preserve">Narrates the loop (usually)</w:t>
+            </w:r>
+          </w:p>
+        </w:tc>
+      </w:tr>
+      <w:tr>
+        <w:tc>
+          <w:tcPr>
+            <w:tcW w:type="dxa" w:w="1404"/>
+            <w:tcBorders>
+              <w:top w:val="single" w:color="C9D2DC" w:sz="4"/>
+              <w:left w:val="single" w:color="C9D2DC" w:sz="4"/>
+              <w:bottom w:val="single" w:color="C9D2DC" w:sz="4"/>
+              <w:right w:val="single" w:color="C9D2DC" w:sz="4"/>
+            </w:tcBorders>
+            <w:tcMar>
+              <w:top w:type="dxa" w:w="55"/>
+              <w:left w:type="dxa" w:w="70"/>
+              <w:bottom w:type="dxa" w:w="55"/>
+              <w:right w:type="dxa" w:w="70"/>
+            </w:tcMar>
+          </w:tcPr>
+          <w:p>
+            <w:r>
+              <w:rPr>
+                <w:rFonts w:ascii="Arial" w:cs="Arial" w:eastAsia="Arial" w:hAnsi="Arial"/>
+                <w:b w:val="false"/>
+                <w:bCs w:val="false"/>
+                <w:color w:val="111111"/>
+                <w:sz w:val="17"/>
+                <w:szCs w:val="17"/>
+              </w:rPr>
+              <w:t xml:space="preserve">1</w:t>
+            </w:r>
+          </w:p>
+        </w:tc>
+        <w:tc>
+          <w:tcPr>
+            <w:tcW w:type="dxa" w:w="7956"/>
+            <w:tcBorders>
+              <w:top w:val="single" w:color="C9D2DC" w:sz="4"/>
+              <w:left w:val="single" w:color="C9D2DC" w:sz="4"/>
+              <w:bottom w:val="single" w:color="C9D2DC" w:sz="4"/>
+              <w:right w:val="single" w:color="C9D2DC" w:sz="4"/>
+            </w:tcBorders>
+            <w:tcMar>
+              <w:top w:type="dxa" w:w="55"/>
+              <w:left w:type="dxa" w:w="70"/>
+              <w:bottom w:type="dxa" w:w="55"/>
+              <w:right w:type="dxa" w:w="70"/>
+            </w:tcMar>
+          </w:tcPr>
+          <w:p>
+            <w:r>
+              <w:rPr>
+                <w:rFonts w:ascii="Arial" w:cs="Arial" w:eastAsia="Arial" w:hAnsi="Arial"/>
+                <w:b w:val="false"/>
+                <w:bCs w:val="false"/>
+                <w:color w:val="111111"/>
+                <w:sz w:val="17"/>
+                <w:szCs w:val="17"/>
+              </w:rPr>
+              <w:t xml:space="preserve">Recovers Lightsail if the box dies</w:t>
+            </w:r>
+          </w:p>
+        </w:tc>
+      </w:tr>
+      <w:tr>
+        <w:tc>
+          <w:tcPr>
+            <w:tcW w:type="dxa" w:w="1404"/>
+            <w:tcBorders>
+              <w:top w:val="single" w:color="C9D2DC" w:sz="4"/>
+              <w:left w:val="single" w:color="C9D2DC" w:sz="4"/>
+              <w:bottom w:val="single" w:color="C9D2DC" w:sz="4"/>
+              <w:right w:val="single" w:color="C9D2DC" w:sz="4"/>
+            </w:tcBorders>
+            <w:tcMar>
+              <w:top w:type="dxa" w:w="55"/>
+              <w:left w:type="dxa" w:w="70"/>
+              <w:bottom w:type="dxa" w:w="55"/>
+              <w:right w:type="dxa" w:w="70"/>
+            </w:tcMar>
+          </w:tcPr>
+          <w:p>
+            <w:r>
+              <w:rPr>
+                <w:rFonts w:ascii="Arial" w:cs="Arial" w:eastAsia="Arial" w:hAnsi="Arial"/>
+                <w:b w:val="false"/>
+                <w:bCs w:val="false"/>
+                <w:color w:val="111111"/>
+                <w:sz w:val="17"/>
+                <w:szCs w:val="17"/>
+              </w:rPr>
+              <w:t xml:space="preserve">2</w:t>
+            </w:r>
+          </w:p>
+        </w:tc>
+        <w:tc>
+          <w:tcPr>
+            <w:tcW w:type="dxa" w:w="7956"/>
+            <w:tcBorders>
+              <w:top w:val="single" w:color="C9D2DC" w:sz="4"/>
+              <w:left w:val="single" w:color="C9D2DC" w:sz="4"/>
+              <w:bottom w:val="single" w:color="C9D2DC" w:sz="4"/>
+              <w:right w:val="single" w:color="C9D2DC" w:sz="4"/>
+            </w:tcBorders>
+            <w:tcMar>
+              <w:top w:type="dxa" w:w="55"/>
+              <w:left w:type="dxa" w:w="70"/>
+              <w:bottom w:type="dxa" w:w="55"/>
+              <w:right w:type="dxa" w:w="70"/>
+            </w:tcMar>
+          </w:tcPr>
+          <w:p>
+            <w:r>
+              <w:rPr>
+                <w:rFonts w:ascii="Arial" w:cs="Arial" w:eastAsia="Arial" w:hAnsi="Arial"/>
+                <w:b w:val="false"/>
+                <w:bCs w:val="false"/>
+                <w:color w:val="111111"/>
+                <w:sz w:val="17"/>
+                <w:szCs w:val="17"/>
+              </w:rPr>
+              <w:t xml:space="preserve">Solver / </w:t>
+            </w:r>
+            <w:r>
+              <w:rPr>
+                <w:rFonts w:ascii="Consolas" w:cs="Consolas" w:eastAsia="Consolas" w:hAnsi="Consolas"/>
+                <w:b w:val="false"/>
+                <w:bCs w:val="false"/>
+                <w:color w:val="111111"/>
+                <w:sz w:val="15"/>
+                <w:szCs w:val="15"/>
+              </w:rPr>
+              <w:t xml:space="preserve">propose()</w:t>
+            </w:r>
+            <w:r>
+              <w:rPr>
+                <w:rFonts w:ascii="Arial" w:cs="Arial" w:eastAsia="Arial" w:hAnsi="Arial"/>
+                <w:b w:val="false"/>
+                <w:bCs w:val="false"/>
+                <w:color w:val="111111"/>
+                <w:sz w:val="17"/>
+                <w:szCs w:val="17"/>
+              </w:rPr>
+              <w:t xml:space="preserve"> Q&amp;A</w:t>
+            </w:r>
+          </w:p>
+        </w:tc>
+      </w:tr>
+    </w:tbl>
+    <w:p>
+      <w:pPr>
+        <w:spacing w:after="120" w:before="0"/>
+      </w:pPr>
+    </w:p>
+    <w:p>
+      <w:pPr>
         <w:pStyle w:val="Heading1"/>
         <w:spacing w:after="140" w:before="360"/>
       </w:pPr>
@@ -8475,7 +9397,7 @@
                 <w:sz w:val="17"/>
                 <w:szCs w:val="17"/>
               </w:rPr>
-              <w:t xml:space="preserve">Four-minute story, five rehearsals, video, README evidence.</w:t>
+              <w:t xml:space="preserve">30-minute live rundown, five rehearsals, backup recording, README evidence.</w:t>
             </w:r>
           </w:p>
         </w:tc>
@@ -8763,10 +9685,10 @@
         </w:tblBorders>
       </w:tblPr>
       <w:tblGrid>
-        <w:gridCol w:w="1497"/>
+        <w:gridCol w:w="1318"/>
         <w:gridCol w:w="620"/>
-        <w:gridCol w:w="4343"/>
-        <w:gridCol w:w="2900"/>
+        <w:gridCol w:w="3823"/>
+        <w:gridCol w:w="3599"/>
       </w:tblGrid>
       <w:tr>
         <w:trPr>
@@ -8774,7 +9696,7 @@
         </w:trPr>
         <w:tc>
           <w:tcPr>
-            <w:tcW w:type="dxa" w:w="1497"/>
+            <w:tcW w:type="dxa" w:w="1318"/>
             <w:tcBorders>
               <w:top w:val="single" w:color="16325C" w:sz="8"/>
               <w:left w:val="single" w:color="16325C" w:sz="8"/>
@@ -8836,7 +9758,7 @@
         </w:tc>
         <w:tc>
           <w:tcPr>
-            <w:tcW w:type="dxa" w:w="4343"/>
+            <w:tcW w:type="dxa" w:w="3823"/>
             <w:tcBorders>
               <w:top w:val="single" w:color="16325C" w:sz="8"/>
               <w:left w:val="single" w:color="16325C" w:sz="8"/>
@@ -8867,7 +9789,7 @@
         </w:tc>
         <w:tc>
           <w:tcPr>
-            <w:tcW w:type="dxa" w:w="2900"/>
+            <w:tcW w:type="dxa" w:w="3599"/>
             <w:tcBorders>
               <w:top w:val="single" w:color="16325C" w:sz="8"/>
               <w:left w:val="single" w:color="16325C" w:sz="8"/>
@@ -8900,7 +9822,7 @@
       <w:tr>
         <w:tc>
           <w:tcPr>
-            <w:tcW w:type="dxa" w:w="1497"/>
+            <w:tcW w:type="dxa" w:w="1318"/>
             <w:tcBorders>
               <w:top w:val="single" w:color="C9D2DC" w:sz="4"/>
               <w:left w:val="single" w:color="C9D2DC" w:sz="4"/>
@@ -8960,7 +9882,7 @@
         </w:tc>
         <w:tc>
           <w:tcPr>
-            <w:tcW w:type="dxa" w:w="4343"/>
+            <w:tcW w:type="dxa" w:w="3823"/>
             <w:tcBorders>
               <w:top w:val="single" w:color="C9D2DC" w:sz="4"/>
               <w:left w:val="single" w:color="C9D2DC" w:sz="4"/>
@@ -8990,7 +9912,7 @@
         </w:tc>
         <w:tc>
           <w:tcPr>
-            <w:tcW w:type="dxa" w:w="2900"/>
+            <w:tcW w:type="dxa" w:w="3599"/>
             <w:tcBorders>
               <w:top w:val="single" w:color="C9D2DC" w:sz="4"/>
               <w:left w:val="single" w:color="C9D2DC" w:sz="4"/>
@@ -9022,7 +9944,7 @@
       <w:tr>
         <w:tc>
           <w:tcPr>
-            <w:tcW w:type="dxa" w:w="1497"/>
+            <w:tcW w:type="dxa" w:w="1318"/>
             <w:tcBorders>
               <w:top w:val="single" w:color="C9D2DC" w:sz="4"/>
               <w:left w:val="single" w:color="C9D2DC" w:sz="4"/>
@@ -9082,7 +10004,7 @@
         </w:tc>
         <w:tc>
           <w:tcPr>
-            <w:tcW w:type="dxa" w:w="4343"/>
+            <w:tcW w:type="dxa" w:w="3823"/>
             <w:tcBorders>
               <w:top w:val="single" w:color="C9D2DC" w:sz="4"/>
               <w:left w:val="single" w:color="C9D2DC" w:sz="4"/>
@@ -9112,7 +10034,7 @@
         </w:tc>
         <w:tc>
           <w:tcPr>
-            <w:tcW w:type="dxa" w:w="2900"/>
+            <w:tcW w:type="dxa" w:w="3599"/>
             <w:tcBorders>
               <w:top w:val="single" w:color="C9D2DC" w:sz="4"/>
               <w:left w:val="single" w:color="C9D2DC" w:sz="4"/>
@@ -9144,7 +10066,7 @@
       <w:tr>
         <w:tc>
           <w:tcPr>
-            <w:tcW w:type="dxa" w:w="1497"/>
+            <w:tcW w:type="dxa" w:w="1318"/>
             <w:tcBorders>
               <w:top w:val="single" w:color="C9D2DC" w:sz="4"/>
               <w:left w:val="single" w:color="C9D2DC" w:sz="4"/>
@@ -9204,7 +10126,7 @@
         </w:tc>
         <w:tc>
           <w:tcPr>
-            <w:tcW w:type="dxa" w:w="4343"/>
+            <w:tcW w:type="dxa" w:w="3823"/>
             <w:tcBorders>
               <w:top w:val="single" w:color="C9D2DC" w:sz="4"/>
               <w:left w:val="single" w:color="C9D2DC" w:sz="4"/>
@@ -9234,7 +10156,7 @@
         </w:tc>
         <w:tc>
           <w:tcPr>
-            <w:tcW w:type="dxa" w:w="2900"/>
+            <w:tcW w:type="dxa" w:w="3599"/>
             <w:tcBorders>
               <w:top w:val="single" w:color="C9D2DC" w:sz="4"/>
               <w:left w:val="single" w:color="C9D2DC" w:sz="4"/>
@@ -9266,7 +10188,7 @@
       <w:tr>
         <w:tc>
           <w:tcPr>
-            <w:tcW w:type="dxa" w:w="1497"/>
+            <w:tcW w:type="dxa" w:w="1318"/>
             <w:tcBorders>
               <w:top w:val="single" w:color="C9D2DC" w:sz="4"/>
               <w:left w:val="single" w:color="C9D2DC" w:sz="4"/>
@@ -9326,7 +10248,7 @@
         </w:tc>
         <w:tc>
           <w:tcPr>
-            <w:tcW w:type="dxa" w:w="4343"/>
+            <w:tcW w:type="dxa" w:w="3823"/>
             <w:tcBorders>
               <w:top w:val="single" w:color="C9D2DC" w:sz="4"/>
               <w:left w:val="single" w:color="C9D2DC" w:sz="4"/>
@@ -9356,7 +10278,7 @@
         </w:tc>
         <w:tc>
           <w:tcPr>
-            <w:tcW w:type="dxa" w:w="2900"/>
+            <w:tcW w:type="dxa" w:w="3599"/>
             <w:tcBorders>
               <w:top w:val="single" w:color="C9D2DC" w:sz="4"/>
               <w:left w:val="single" w:color="C9D2DC" w:sz="4"/>
@@ -9388,7 +10310,7 @@
       <w:tr>
         <w:tc>
           <w:tcPr>
-            <w:tcW w:type="dxa" w:w="1497"/>
+            <w:tcW w:type="dxa" w:w="1318"/>
             <w:tcBorders>
               <w:top w:val="single" w:color="C9D2DC" w:sz="4"/>
               <w:left w:val="single" w:color="C9D2DC" w:sz="4"/>
@@ -9448,61 +10370,61 @@
         </w:tc>
         <w:tc>
           <w:tcPr>
-            <w:tcW w:type="dxa" w:w="4343"/>
-            <w:tcBorders>
-              <w:top w:val="single" w:color="C9D2DC" w:sz="4"/>
-              <w:left w:val="single" w:color="C9D2DC" w:sz="4"/>
-              <w:bottom w:val="single" w:color="C9D2DC" w:sz="4"/>
-              <w:right w:val="single" w:color="C9D2DC" w:sz="4"/>
-            </w:tcBorders>
-            <w:tcMar>
-              <w:top w:type="dxa" w:w="55"/>
-              <w:left w:type="dxa" w:w="70"/>
-              <w:bottom w:type="dxa" w:w="55"/>
-              <w:right w:type="dxa" w:w="70"/>
-            </w:tcMar>
-          </w:tcPr>
-          <w:p>
-            <w:r>
-              <w:rPr>
-                <w:rFonts w:ascii="Arial" w:cs="Arial" w:eastAsia="Arial" w:hAnsi="Arial"/>
-                <w:b w:val="false"/>
-                <w:bCs w:val="false"/>
-                <w:color w:val="111111"/>
-                <w:sz w:val="17"/>
-                <w:szCs w:val="17"/>
-              </w:rPr>
-              <w:t xml:space="preserve">Acceptance tests, backup, rollback, five demo runs.</w:t>
-            </w:r>
-          </w:p>
-        </w:tc>
-        <w:tc>
-          <w:tcPr>
-            <w:tcW w:type="dxa" w:w="2900"/>
-            <w:tcBorders>
-              <w:top w:val="single" w:color="C9D2DC" w:sz="4"/>
-              <w:left w:val="single" w:color="C9D2DC" w:sz="4"/>
-              <w:bottom w:val="single" w:color="C9D2DC" w:sz="4"/>
-              <w:right w:val="single" w:color="C9D2DC" w:sz="4"/>
-            </w:tcBorders>
-            <w:tcMar>
-              <w:top w:type="dxa" w:w="55"/>
-              <w:left w:type="dxa" w:w="70"/>
-              <w:bottom w:type="dxa" w:w="55"/>
-              <w:right w:type="dxa" w:w="70"/>
-            </w:tcMar>
-          </w:tcPr>
-          <w:p>
-            <w:r>
-              <w:rPr>
-                <w:rFonts w:ascii="Arial" w:cs="Arial" w:eastAsia="Arial" w:hAnsi="Arial"/>
-                <w:b w:val="false"/>
-                <w:bCs w:val="false"/>
-                <w:color w:val="111111"/>
-                <w:sz w:val="17"/>
-                <w:szCs w:val="17"/>
-              </w:rPr>
-              <w:t xml:space="preserve">Backup video if live is unstable.</w:t>
+            <w:tcW w:type="dxa" w:w="3823"/>
+            <w:tcBorders>
+              <w:top w:val="single" w:color="C9D2DC" w:sz="4"/>
+              <w:left w:val="single" w:color="C9D2DC" w:sz="4"/>
+              <w:bottom w:val="single" w:color="C9D2DC" w:sz="4"/>
+              <w:right w:val="single" w:color="C9D2DC" w:sz="4"/>
+            </w:tcBorders>
+            <w:tcMar>
+              <w:top w:type="dxa" w:w="55"/>
+              <w:left w:type="dxa" w:w="70"/>
+              <w:bottom w:type="dxa" w:w="55"/>
+              <w:right w:type="dxa" w:w="70"/>
+            </w:tcMar>
+          </w:tcPr>
+          <w:p>
+            <w:r>
+              <w:rPr>
+                <w:rFonts w:ascii="Arial" w:cs="Arial" w:eastAsia="Arial" w:hAnsi="Arial"/>
+                <w:b w:val="false"/>
+                <w:bCs w:val="false"/>
+                <w:color w:val="111111"/>
+                <w:sz w:val="17"/>
+                <w:szCs w:val="17"/>
+              </w:rPr>
+              <w:t xml:space="preserve">Acceptance tests, backup, rollback, five timed 30-minute rehearsals.</w:t>
+            </w:r>
+          </w:p>
+        </w:tc>
+        <w:tc>
+          <w:tcPr>
+            <w:tcW w:type="dxa" w:w="3599"/>
+            <w:tcBorders>
+              <w:top w:val="single" w:color="C9D2DC" w:sz="4"/>
+              <w:left w:val="single" w:color="C9D2DC" w:sz="4"/>
+              <w:bottom w:val="single" w:color="C9D2DC" w:sz="4"/>
+              <w:right w:val="single" w:color="C9D2DC" w:sz="4"/>
+            </w:tcBorders>
+            <w:tcMar>
+              <w:top w:type="dxa" w:w="55"/>
+              <w:left w:type="dxa" w:w="70"/>
+              <w:bottom w:type="dxa" w:w="55"/>
+              <w:right w:type="dxa" w:w="70"/>
+            </w:tcMar>
+          </w:tcPr>
+          <w:p>
+            <w:r>
+              <w:rPr>
+                <w:rFonts w:ascii="Arial" w:cs="Arial" w:eastAsia="Arial" w:hAnsi="Arial"/>
+                <w:b w:val="false"/>
+                <w:bCs w:val="false"/>
+                <w:color w:val="111111"/>
+                <w:sz w:val="17"/>
+                <w:szCs w:val="17"/>
+              </w:rPr>
+              <w:t xml:space="preserve">Backup recording of the urgent-job spine if live is unstable.</w:t>
             </w:r>
           </w:p>
         </w:tc>
@@ -9510,7 +10432,7 @@
       <w:tr>
         <w:tc>
           <w:tcPr>
-            <w:tcW w:type="dxa" w:w="1497"/>
+            <w:tcW w:type="dxa" w:w="1318"/>
             <w:tcBorders>
               <w:top w:val="single" w:color="C9D2DC" w:sz="4"/>
               <w:left w:val="single" w:color="C9D2DC" w:sz="4"/>
@@ -9570,7 +10492,7 @@
         </w:tc>
         <w:tc>
           <w:tcPr>
-            <w:tcW w:type="dxa" w:w="4343"/>
+            <w:tcW w:type="dxa" w:w="3823"/>
             <w:tcBorders>
               <w:top w:val="single" w:color="C9D2DC" w:sz="4"/>
               <w:left w:val="single" w:color="C9D2DC" w:sz="4"/>
@@ -9600,7 +10522,7 @@
         </w:tc>
         <w:tc>
           <w:tcPr>
-            <w:tcW w:type="dxa" w:w="2900"/>
+            <w:tcW w:type="dxa" w:w="3599"/>
             <w:tcBorders>
               <w:top w:val="single" w:color="C9D2DC" w:sz="4"/>
               <w:left w:val="single" w:color="C9D2DC" w:sz="4"/>
@@ -9784,7 +10706,7 @@
           <w:sz w:val="20"/>
           <w:szCs w:val="20"/>
         </w:rPr>
-        <w:t xml:space="preserve">board_snapshot</w:t>
+        <w:t xml:space="preserve">technician</w:t>
       </w:r>
       <w:r>
         <w:rPr>
@@ -9806,7 +10728,7 @@
           <w:sz w:val="20"/>
           <w:szCs w:val="20"/>
         </w:rPr>
-        <w:t xml:space="preserve">decision_log</w:t>
+        <w:t xml:space="preserve">job</w:t>
       </w:r>
       <w:r>
         <w:rPr>
@@ -9828,7 +10750,7 @@
           <w:sz w:val="20"/>
           <w:szCs w:val="20"/>
         </w:rPr>
-        <w:t xml:space="preserve">approval</w:t>
+        <w:t xml:space="preserve">assignment</w:t>
       </w:r>
       <w:r>
         <w:rPr>
@@ -9850,7 +10772,7 @@
           <w:sz w:val="20"/>
           <w:szCs w:val="20"/>
         </w:rPr>
-        <w:t xml:space="preserve">assignment</w:t>
+        <w:t xml:space="preserve">travel_matrix</w:t>
       </w:r>
       <w:r>
         <w:rPr>
@@ -9872,7 +10794,7 @@
           <w:sz w:val="20"/>
           <w:szCs w:val="20"/>
         </w:rPr>
-        <w:t xml:space="preserve">status_event</w:t>
+        <w:t xml:space="preserve">board_snapshot</w:t>
       </w:r>
       <w:r>
         <w:rPr>
@@ -9883,7 +10805,161 @@
           <w:sz w:val="22"/>
           <w:szCs w:val="22"/>
         </w:rPr>
-        <w:t xml:space="preserve">). Add only what those cannot store (candidate plans, event normalisation). Do not invent a parallel vocabulary.</w:t>
+        <w:t xml:space="preserve">, </w:t>
+      </w:r>
+      <w:r>
+        <w:rPr>
+          <w:rFonts w:ascii="Consolas" w:cs="Consolas" w:eastAsia="Consolas" w:hAnsi="Consolas"/>
+          <w:b w:val="false"/>
+          <w:bCs w:val="false"/>
+          <w:color w:val="111111"/>
+          <w:sz w:val="20"/>
+          <w:szCs w:val="20"/>
+        </w:rPr>
+        <w:t xml:space="preserve">decision_log</w:t>
+      </w:r>
+      <w:r>
+        <w:rPr>
+          <w:rFonts w:ascii="Arial" w:cs="Arial" w:eastAsia="Arial" w:hAnsi="Arial"/>
+          <w:b w:val="false"/>
+          <w:bCs w:val="false"/>
+          <w:color w:val="111111"/>
+          <w:sz w:val="22"/>
+          <w:szCs w:val="22"/>
+        </w:rPr>
+        <w:t xml:space="preserve">, </w:t>
+      </w:r>
+      <w:r>
+        <w:rPr>
+          <w:rFonts w:ascii="Consolas" w:cs="Consolas" w:eastAsia="Consolas" w:hAnsi="Consolas"/>
+          <w:b w:val="false"/>
+          <w:bCs w:val="false"/>
+          <w:color w:val="111111"/>
+          <w:sz w:val="20"/>
+          <w:szCs w:val="20"/>
+        </w:rPr>
+        <w:t xml:space="preserve">approval</w:t>
+      </w:r>
+      <w:r>
+        <w:rPr>
+          <w:rFonts w:ascii="Arial" w:cs="Arial" w:eastAsia="Arial" w:hAnsi="Arial"/>
+          <w:b w:val="false"/>
+          <w:bCs w:val="false"/>
+          <w:color w:val="111111"/>
+          <w:sz w:val="22"/>
+          <w:szCs w:val="22"/>
+        </w:rPr>
+        <w:t xml:space="preserve">). v1.1 adds </w:t>
+      </w:r>
+      <w:r>
+        <w:rPr>
+          <w:rFonts w:ascii="Consolas" w:cs="Consolas" w:eastAsia="Consolas" w:hAnsi="Consolas"/>
+          <w:b w:val="false"/>
+          <w:bCs w:val="false"/>
+          <w:color w:val="111111"/>
+          <w:sz w:val="20"/>
+          <w:szCs w:val="20"/>
+        </w:rPr>
+        <w:t xml:space="preserve">operational_event</w:t>
+      </w:r>
+      <w:r>
+        <w:rPr>
+          <w:rFonts w:ascii="Arial" w:cs="Arial" w:eastAsia="Arial" w:hAnsi="Arial"/>
+          <w:b w:val="false"/>
+          <w:bCs w:val="false"/>
+          <w:color w:val="111111"/>
+          <w:sz w:val="22"/>
+          <w:szCs w:val="22"/>
+        </w:rPr>
+        <w:t xml:space="preserve">, </w:t>
+      </w:r>
+      <w:r>
+        <w:rPr>
+          <w:rFonts w:ascii="Consolas" w:cs="Consolas" w:eastAsia="Consolas" w:hAnsi="Consolas"/>
+          <w:b w:val="false"/>
+          <w:bCs w:val="false"/>
+          <w:color w:val="111111"/>
+          <w:sz w:val="20"/>
+          <w:szCs w:val="20"/>
+        </w:rPr>
+        <w:t xml:space="preserve">proposal</w:t>
+      </w:r>
+      <w:r>
+        <w:rPr>
+          <w:rFonts w:ascii="Arial" w:cs="Arial" w:eastAsia="Arial" w:hAnsi="Arial"/>
+          <w:b w:val="false"/>
+          <w:bCs w:val="false"/>
+          <w:color w:val="111111"/>
+          <w:sz w:val="22"/>
+          <w:szCs w:val="22"/>
+        </w:rPr>
+        <w:t xml:space="preserve">, </w:t>
+      </w:r>
+      <w:r>
+        <w:rPr>
+          <w:rFonts w:ascii="Consolas" w:cs="Consolas" w:eastAsia="Consolas" w:hAnsi="Consolas"/>
+          <w:b w:val="false"/>
+          <w:bCs w:val="false"/>
+          <w:color w:val="111111"/>
+          <w:sz w:val="20"/>
+          <w:szCs w:val="20"/>
+        </w:rPr>
+        <w:t xml:space="preserve">candidate_plan</w:t>
+      </w:r>
+      <w:r>
+        <w:rPr>
+          <w:rFonts w:ascii="Arial" w:cs="Arial" w:eastAsia="Arial" w:hAnsi="Arial"/>
+          <w:b w:val="false"/>
+          <w:bCs w:val="false"/>
+          <w:color w:val="111111"/>
+          <w:sz w:val="22"/>
+          <w:szCs w:val="22"/>
+        </w:rPr>
+        <w:t xml:space="preserve">, and </w:t>
+      </w:r>
+      <w:r>
+        <w:rPr>
+          <w:rFonts w:ascii="Consolas" w:cs="Consolas" w:eastAsia="Consolas" w:hAnsi="Consolas"/>
+          <w:b w:val="false"/>
+          <w:bCs w:val="false"/>
+          <w:color w:val="111111"/>
+          <w:sz w:val="20"/>
+          <w:szCs w:val="20"/>
+        </w:rPr>
+        <w:t xml:space="preserve">risk_policy</w:t>
+      </w:r>
+      <w:r>
+        <w:rPr>
+          <w:rFonts w:ascii="Arial" w:cs="Arial" w:eastAsia="Arial" w:hAnsi="Arial"/>
+          <w:b w:val="false"/>
+          <w:bCs w:val="false"/>
+          <w:color w:val="111111"/>
+          <w:sz w:val="22"/>
+          <w:szCs w:val="22"/>
+        </w:rPr>
+        <w:t xml:space="preserve">. See [</w:t>
+      </w:r>
+      <w:r>
+        <w:rPr>
+          <w:rFonts w:ascii="Consolas" w:cs="Consolas" w:eastAsia="Consolas" w:hAnsi="Consolas"/>
+          <w:b w:val="false"/>
+          <w:bCs w:val="false"/>
+          <w:color w:val="111111"/>
+          <w:sz w:val="20"/>
+          <w:szCs w:val="20"/>
+        </w:rPr>
+        <w:t xml:space="preserve">docs/adr/002-control-tower-schema.md</w:t>
+      </w:r>
+      <w:r>
+        <w:rPr>
+          <w:rFonts w:ascii="Arial" w:cs="Arial" w:eastAsia="Arial" w:hAnsi="Arial"/>
+          <w:b w:val="false"/>
+          <w:bCs w:val="false"/>
+          <w:color w:val="111111"/>
+          <w:sz w:val="22"/>
+          <w:szCs w:val="22"/>
+        </w:rPr>
+        <w:t xml:space="preserve">](adr/002-control-tower-schema.md).</w:t>
       </w:r>
     </w:p>
     <w:p>
@@ -14655,7 +15731,77 @@
           <w:sz w:val="22"/>
           <w:szCs w:val="22"/>
         </w:rPr>
-        <w:t xml:space="preserve">Four minutes, not eight. Customer paste-intake is not the opening beat.</w:t>
+        <w:t xml:space="preserve">The first live demo is </w:t>
+      </w:r>
+      <w:r>
+        <w:rPr>
+          <w:rFonts w:ascii="Arial" w:cs="Arial" w:eastAsia="Arial" w:hAnsi="Arial"/>
+          <w:b/>
+          <w:bCs/>
+          <w:color w:val="111111"/>
+          <w:sz w:val="22"/>
+          <w:szCs w:val="22"/>
+        </w:rPr>
+        <w:t xml:space="preserve">30 minutes</w:t>
+      </w:r>
+      <w:r>
+        <w:rPr>
+          <w:rFonts w:ascii="Arial" w:cs="Arial" w:eastAsia="Arial" w:hAnsi="Arial"/>
+          <w:b w:val="false"/>
+          <w:bCs w:val="false"/>
+          <w:color w:val="111111"/>
+          <w:sz w:val="22"/>
+          <w:szCs w:val="22"/>
+        </w:rPr>
+        <w:t xml:space="preserve">. That is not a licence to add OpenClaw, a map, or a customer portal. It is time to show the loop slowly: architecture, all three disruptions, human approval, safety, evals.</w:t>
+      </w:r>
+    </w:p>
+    <w:p>
+      <w:pPr>
+        <w:spacing w:after="140" w:before="0"/>
+      </w:pPr>
+      <w:r>
+        <w:rPr>
+          <w:rFonts w:ascii="Arial" w:cs="Arial" w:eastAsia="Arial" w:hAnsi="Arial"/>
+          <w:b w:val="false"/>
+          <w:bCs w:val="false"/>
+          <w:color w:val="111111"/>
+          <w:sz w:val="22"/>
+          <w:szCs w:val="22"/>
+        </w:rPr>
+        <w:t xml:space="preserve">One person drives the desk. One person narrates. Member 1 is ready to restart the box. Member 2 takes solver Q&amp;A.</w:t>
+      </w:r>
+    </w:p>
+    <w:p>
+      <w:pPr>
+        <w:spacing w:after="140" w:before="0"/>
+      </w:pPr>
+      <w:r>
+        <w:rPr>
+          <w:rFonts w:ascii="Arial" w:cs="Arial" w:eastAsia="Arial" w:hAnsi="Arial"/>
+          <w:b w:val="false"/>
+          <w:bCs w:val="false"/>
+          <w:color w:val="111111"/>
+          <w:sz w:val="22"/>
+          <w:szCs w:val="22"/>
+        </w:rPr>
+        <w:t xml:space="preserve">Keep a short backup recording of the live spine (urgent job through commit) in case Lightsail dies. That recording is not the primary demo.</w:t>
+      </w:r>
+    </w:p>
+    <w:p>
+      <w:pPr>
+        <w:spacing w:after="90" w:before="220"/>
+      </w:pPr>
+      <w:r>
+        <w:rPr>
+          <w:rFonts w:ascii="Arial" w:cs="Arial" w:eastAsia="Arial" w:hAnsi="Arial"/>
+          <w:b/>
+          <w:bCs/>
+          <w:color w:val="111111"/>
+          <w:sz w:val="24"/>
+          <w:szCs w:val="24"/>
+        </w:rPr>
+        <w:t xml:space="preserve">12.1 Thirty-minute rundown</w:t>
       </w:r>
     </w:p>
     <w:tbl>
@@ -14671,8 +15817,9 @@
         </w:tblBorders>
       </w:tblPr>
       <w:tblGrid>
-        <w:gridCol w:w="1257"/>
-        <w:gridCol w:w="8103"/>
+        <w:gridCol w:w="1131"/>
+        <w:gridCol w:w="2262"/>
+        <w:gridCol w:w="5967"/>
       </w:tblGrid>
       <w:tr>
         <w:trPr>
@@ -14680,7 +15827,7 @@
         </w:trPr>
         <w:tc>
           <w:tcPr>
-            <w:tcW w:type="dxa" w:w="1257"/>
+            <w:tcW w:type="dxa" w:w="1131"/>
             <w:tcBorders>
               <w:top w:val="single" w:color="16325C" w:sz="8"/>
               <w:left w:val="single" w:color="16325C" w:sz="8"/>
@@ -14711,7 +15858,7 @@
         </w:tc>
         <w:tc>
           <w:tcPr>
-            <w:tcW w:type="dxa" w:w="8103"/>
+            <w:tcW w:type="dxa" w:w="2262"/>
             <w:tcBorders>
               <w:top w:val="single" w:color="16325C" w:sz="8"/>
               <w:left w:val="single" w:color="16325C" w:sz="8"/>
@@ -14740,65 +15887,126 @@
             </w:r>
           </w:p>
         </w:tc>
+        <w:tc>
+          <w:tcPr>
+            <w:tcW w:type="dxa" w:w="5967"/>
+            <w:tcBorders>
+              <w:top w:val="single" w:color="16325C" w:sz="8"/>
+              <w:left w:val="single" w:color="16325C" w:sz="8"/>
+              <w:bottom w:val="single" w:color="16325C" w:sz="8"/>
+              <w:right w:val="single" w:color="16325C" w:sz="8"/>
+            </w:tcBorders>
+            <w:shd w:fill="16325C" w:val="clear"/>
+            <w:tcMar>
+              <w:top w:type="dxa" w:w="55"/>
+              <w:left w:type="dxa" w:w="70"/>
+              <w:bottom w:type="dxa" w:w="55"/>
+              <w:right w:type="dxa" w:w="70"/>
+            </w:tcMar>
+          </w:tcPr>
+          <w:p>
+            <w:r>
+              <w:rPr>
+                <w:rFonts w:ascii="Arial" w:cs="Arial" w:eastAsia="Arial" w:hAnsi="Arial"/>
+                <w:b/>
+                <w:bCs/>
+                <w:color w:val="FFFFFF"/>
+                <w:sz w:val="17"/>
+                <w:szCs w:val="17"/>
+              </w:rPr>
+              <w:t xml:space="preserve">What they should see</w:t>
+            </w:r>
+          </w:p>
+        </w:tc>
       </w:tr>
       <w:tr>
         <w:tc>
           <w:tcPr>
-            <w:tcW w:type="dxa" w:w="1257"/>
-            <w:tcBorders>
-              <w:top w:val="single" w:color="C9D2DC" w:sz="4"/>
-              <w:left w:val="single" w:color="C9D2DC" w:sz="4"/>
-              <w:bottom w:val="single" w:color="C9D2DC" w:sz="4"/>
-              <w:right w:val="single" w:color="C9D2DC" w:sz="4"/>
-            </w:tcBorders>
-            <w:tcMar>
-              <w:top w:type="dxa" w:w="55"/>
-              <w:left w:type="dxa" w:w="70"/>
-              <w:bottom w:type="dxa" w:w="55"/>
-              <w:right w:type="dxa" w:w="70"/>
-            </w:tcMar>
-          </w:tcPr>
-          <w:p>
-            <w:r>
-              <w:rPr>
-                <w:rFonts w:ascii="Arial" w:cs="Arial" w:eastAsia="Arial" w:hAnsi="Arial"/>
-                <w:b w:val="false"/>
-                <w:bCs w:val="false"/>
-                <w:color w:val="111111"/>
-                <w:sz w:val="17"/>
-                <w:szCs w:val="17"/>
-              </w:rPr>
-              <w:t xml:space="preserve">0:00–0:35</w:t>
-            </w:r>
-          </w:p>
-        </w:tc>
-        <w:tc>
-          <w:tcPr>
-            <w:tcW w:type="dxa" w:w="8103"/>
-            <w:tcBorders>
-              <w:top w:val="single" w:color="C9D2DC" w:sz="4"/>
-              <w:left w:val="single" w:color="C9D2DC" w:sz="4"/>
-              <w:bottom w:val="single" w:color="C9D2DC" w:sz="4"/>
-              <w:right w:val="single" w:color="C9D2DC" w:sz="4"/>
-            </w:tcBorders>
-            <w:tcMar>
-              <w:top w:type="dxa" w:w="55"/>
-              <w:left w:type="dxa" w:w="70"/>
-              <w:bottom w:type="dxa" w:w="55"/>
-              <w:right w:type="dxa" w:w="70"/>
-            </w:tcMar>
-          </w:tcPr>
-          <w:p>
-            <w:r>
-              <w:rPr>
-                <w:rFonts w:ascii="Arial" w:cs="Arial" w:eastAsia="Arial" w:hAnsi="Arial"/>
-                <w:b w:val="false"/>
-                <w:bCs w:val="false"/>
-                <w:color w:val="111111"/>
-                <w:sz w:val="17"/>
-                <w:szCs w:val="17"/>
-              </w:rPr>
-              <w:t xml:space="preserve">Six technicians, load, locked customer promises.</w:t>
+            <w:tcW w:type="dxa" w:w="1131"/>
+            <w:tcBorders>
+              <w:top w:val="single" w:color="C9D2DC" w:sz="4"/>
+              <w:left w:val="single" w:color="C9D2DC" w:sz="4"/>
+              <w:bottom w:val="single" w:color="C9D2DC" w:sz="4"/>
+              <w:right w:val="single" w:color="C9D2DC" w:sz="4"/>
+            </w:tcBorders>
+            <w:tcMar>
+              <w:top w:type="dxa" w:w="55"/>
+              <w:left w:type="dxa" w:w="70"/>
+              <w:bottom w:type="dxa" w:w="55"/>
+              <w:right w:type="dxa" w:w="70"/>
+            </w:tcMar>
+          </w:tcPr>
+          <w:p>
+            <w:r>
+              <w:rPr>
+                <w:rFonts w:ascii="Arial" w:cs="Arial" w:eastAsia="Arial" w:hAnsi="Arial"/>
+                <w:b w:val="false"/>
+                <w:bCs w:val="false"/>
+                <w:color w:val="111111"/>
+                <w:sz w:val="17"/>
+                <w:szCs w:val="17"/>
+              </w:rPr>
+              <w:t xml:space="preserve">0:00–3:00</w:t>
+            </w:r>
+          </w:p>
+        </w:tc>
+        <w:tc>
+          <w:tcPr>
+            <w:tcW w:type="dxa" w:w="2262"/>
+            <w:tcBorders>
+              <w:top w:val="single" w:color="C9D2DC" w:sz="4"/>
+              <w:left w:val="single" w:color="C9D2DC" w:sz="4"/>
+              <w:bottom w:val="single" w:color="C9D2DC" w:sz="4"/>
+              <w:right w:val="single" w:color="C9D2DC" w:sz="4"/>
+            </w:tcBorders>
+            <w:tcMar>
+              <w:top w:type="dxa" w:w="55"/>
+              <w:left w:type="dxa" w:w="70"/>
+              <w:bottom w:type="dxa" w:w="55"/>
+              <w:right w:type="dxa" w:w="70"/>
+            </w:tcMar>
+          </w:tcPr>
+          <w:p>
+            <w:r>
+              <w:rPr>
+                <w:rFonts w:ascii="Arial" w:cs="Arial" w:eastAsia="Arial" w:hAnsi="Arial"/>
+                <w:b w:val="false"/>
+                <w:bCs w:val="false"/>
+                <w:color w:val="111111"/>
+                <w:sz w:val="17"/>
+                <w:szCs w:val="17"/>
+              </w:rPr>
+              <w:t xml:space="preserve">Problem</w:t>
+            </w:r>
+          </w:p>
+        </w:tc>
+        <w:tc>
+          <w:tcPr>
+            <w:tcW w:type="dxa" w:w="5967"/>
+            <w:tcBorders>
+              <w:top w:val="single" w:color="C9D2DC" w:sz="4"/>
+              <w:left w:val="single" w:color="C9D2DC" w:sz="4"/>
+              <w:bottom w:val="single" w:color="C9D2DC" w:sz="4"/>
+              <w:right w:val="single" w:color="C9D2DC" w:sz="4"/>
+            </w:tcBorders>
+            <w:tcMar>
+              <w:top w:type="dxa" w:w="55"/>
+              <w:left w:type="dxa" w:w="70"/>
+              <w:bottom w:type="dxa" w:w="55"/>
+              <w:right w:type="dxa" w:w="70"/>
+            </w:tcMar>
+          </w:tcPr>
+          <w:p>
+            <w:r>
+              <w:rPr>
+                <w:rFonts w:ascii="Arial" w:cs="Arial" w:eastAsia="Arial" w:hAnsi="Arial"/>
+                <w:b w:val="false"/>
+                <w:bCs w:val="false"/>
+                <w:color w:val="111111"/>
+                <w:sz w:val="17"/>
+                <w:szCs w:val="17"/>
+              </w:rPr>
+              <w:t xml:space="preserve">Eastwind Aircon. The day is booked. Nearest van can be illegal. Coordinator is the bottleneck.</w:t>
             </w:r>
           </w:p>
         </w:tc>
@@ -14806,61 +16014,102 @@
       <w:tr>
         <w:tc>
           <w:tcPr>
-            <w:tcW w:type="dxa" w:w="1257"/>
-            <w:tcBorders>
-              <w:top w:val="single" w:color="C9D2DC" w:sz="4"/>
-              <w:left w:val="single" w:color="C9D2DC" w:sz="4"/>
-              <w:bottom w:val="single" w:color="C9D2DC" w:sz="4"/>
-              <w:right w:val="single" w:color="C9D2DC" w:sz="4"/>
-            </w:tcBorders>
-            <w:tcMar>
-              <w:top w:type="dxa" w:w="55"/>
-              <w:left w:type="dxa" w:w="70"/>
-              <w:bottom w:type="dxa" w:w="55"/>
-              <w:right w:type="dxa" w:w="70"/>
-            </w:tcMar>
-          </w:tcPr>
-          <w:p>
-            <w:r>
-              <w:rPr>
-                <w:rFonts w:ascii="Arial" w:cs="Arial" w:eastAsia="Arial" w:hAnsi="Arial"/>
-                <w:b w:val="false"/>
-                <w:bCs w:val="false"/>
-                <w:color w:val="111111"/>
-                <w:sz w:val="17"/>
-                <w:szCs w:val="17"/>
-              </w:rPr>
-              <w:t xml:space="preserve">0:35–1:00</w:t>
-            </w:r>
-          </w:p>
-        </w:tc>
-        <w:tc>
-          <w:tcPr>
-            <w:tcW w:type="dxa" w:w="8103"/>
-            <w:tcBorders>
-              <w:top w:val="single" w:color="C9D2DC" w:sz="4"/>
-              <w:left w:val="single" w:color="C9D2DC" w:sz="4"/>
-              <w:bottom w:val="single" w:color="C9D2DC" w:sz="4"/>
-              <w:right w:val="single" w:color="C9D2DC" w:sz="4"/>
-            </w:tcBorders>
-            <w:tcMar>
-              <w:top w:type="dxa" w:w="55"/>
-              <w:left w:type="dxa" w:w="70"/>
-              <w:bottom w:type="dxa" w:w="55"/>
-              <w:right w:type="dxa" w:w="70"/>
-            </w:tcMar>
-          </w:tcPr>
-          <w:p>
-            <w:r>
-              <w:rPr>
-                <w:rFonts w:ascii="Arial" w:cs="Arial" w:eastAsia="Arial" w:hAnsi="Arial"/>
-                <w:b w:val="false"/>
-                <w:bCs w:val="false"/>
-                <w:color w:val="111111"/>
-                <w:sz w:val="17"/>
-                <w:szCs w:val="17"/>
-              </w:rPr>
-              <w:t xml:space="preserve">Critical Raffles Place job: scarce HVAC/electrical plus a carried part. Nearest van is unqualified.</w:t>
+            <w:tcW w:type="dxa" w:w="1131"/>
+            <w:tcBorders>
+              <w:top w:val="single" w:color="C9D2DC" w:sz="4"/>
+              <w:left w:val="single" w:color="C9D2DC" w:sz="4"/>
+              <w:bottom w:val="single" w:color="C9D2DC" w:sz="4"/>
+              <w:right w:val="single" w:color="C9D2DC" w:sz="4"/>
+            </w:tcBorders>
+            <w:tcMar>
+              <w:top w:type="dxa" w:w="55"/>
+              <w:left w:type="dxa" w:w="70"/>
+              <w:bottom w:type="dxa" w:w="55"/>
+              <w:right w:type="dxa" w:w="70"/>
+            </w:tcMar>
+          </w:tcPr>
+          <w:p>
+            <w:r>
+              <w:rPr>
+                <w:rFonts w:ascii="Arial" w:cs="Arial" w:eastAsia="Arial" w:hAnsi="Arial"/>
+                <w:b w:val="false"/>
+                <w:bCs w:val="false"/>
+                <w:color w:val="111111"/>
+                <w:sz w:val="17"/>
+                <w:szCs w:val="17"/>
+              </w:rPr>
+              <w:t xml:space="preserve">3:00–7:00</w:t>
+            </w:r>
+          </w:p>
+        </w:tc>
+        <w:tc>
+          <w:tcPr>
+            <w:tcW w:type="dxa" w:w="2262"/>
+            <w:tcBorders>
+              <w:top w:val="single" w:color="C9D2DC" w:sz="4"/>
+              <w:left w:val="single" w:color="C9D2DC" w:sz="4"/>
+              <w:bottom w:val="single" w:color="C9D2DC" w:sz="4"/>
+              <w:right w:val="single" w:color="C9D2DC" w:sz="4"/>
+            </w:tcBorders>
+            <w:tcMar>
+              <w:top w:type="dxa" w:w="55"/>
+              <w:left w:type="dxa" w:w="70"/>
+              <w:bottom w:type="dxa" w:w="55"/>
+              <w:right w:type="dxa" w:w="70"/>
+            </w:tcMar>
+          </w:tcPr>
+          <w:p>
+            <w:r>
+              <w:rPr>
+                <w:rFonts w:ascii="Arial" w:cs="Arial" w:eastAsia="Arial" w:hAnsi="Arial"/>
+                <w:b w:val="false"/>
+                <w:bCs w:val="false"/>
+                <w:color w:val="111111"/>
+                <w:sz w:val="17"/>
+                <w:szCs w:val="17"/>
+              </w:rPr>
+              <w:t xml:space="preserve">Architecture</w:t>
+            </w:r>
+          </w:p>
+        </w:tc>
+        <w:tc>
+          <w:tcPr>
+            <w:tcW w:type="dxa" w:w="5967"/>
+            <w:tcBorders>
+              <w:top w:val="single" w:color="C9D2DC" w:sz="4"/>
+              <w:left w:val="single" w:color="C9D2DC" w:sz="4"/>
+              <w:bottom w:val="single" w:color="C9D2DC" w:sz="4"/>
+              <w:right w:val="single" w:color="C9D2DC" w:sz="4"/>
+            </w:tcBorders>
+            <w:tcMar>
+              <w:top w:type="dxa" w:w="55"/>
+              <w:left w:type="dxa" w:w="70"/>
+              <w:bottom w:type="dxa" w:w="55"/>
+              <w:right w:type="dxa" w:w="70"/>
+            </w:tcMar>
+          </w:tcPr>
+          <w:p>
+            <w:r>
+              <w:rPr>
+                <w:rFonts w:ascii="Consolas" w:cs="Consolas" w:eastAsia="Consolas" w:hAnsi="Consolas"/>
+                <w:b w:val="false"/>
+                <w:bCs w:val="false"/>
+                <w:color w:val="111111"/>
+                <w:sz w:val="15"/>
+                <w:szCs w:val="15"/>
+              </w:rPr>
+              <w:t xml:space="preserve">event → propose() → validate → approve → commit → trace</w:t>
+            </w:r>
+            <w:r>
+              <w:rPr>
+                <w:rFonts w:ascii="Arial" w:cs="Arial" w:eastAsia="Arial" w:hAnsi="Arial"/>
+                <w:b w:val="false"/>
+                <w:bCs w:val="false"/>
+                <w:color w:val="111111"/>
+                <w:sz w:val="17"/>
+                <w:szCs w:val="17"/>
+              </w:rPr>
+              <w:t xml:space="preserve">. Model picks the next step. Code owns eligibility and writes. Gateway JSON tools. OR-Tools sidecar. Lightsail.</w:t>
             </w:r>
           </w:p>
         </w:tc>
@@ -14868,61 +16117,91 @@
       <w:tr>
         <w:tc>
           <w:tcPr>
-            <w:tcW w:type="dxa" w:w="1257"/>
-            <w:tcBorders>
-              <w:top w:val="single" w:color="C9D2DC" w:sz="4"/>
-              <w:left w:val="single" w:color="C9D2DC" w:sz="4"/>
-              <w:bottom w:val="single" w:color="C9D2DC" w:sz="4"/>
-              <w:right w:val="single" w:color="C9D2DC" w:sz="4"/>
-            </w:tcBorders>
-            <w:tcMar>
-              <w:top w:type="dxa" w:w="55"/>
-              <w:left w:type="dxa" w:w="70"/>
-              <w:bottom w:type="dxa" w:w="55"/>
-              <w:right w:type="dxa" w:w="70"/>
-            </w:tcMar>
-          </w:tcPr>
-          <w:p>
-            <w:r>
-              <w:rPr>
-                <w:rFonts w:ascii="Arial" w:cs="Arial" w:eastAsia="Arial" w:hAnsi="Arial"/>
-                <w:b w:val="false"/>
-                <w:bCs w:val="false"/>
-                <w:color w:val="111111"/>
-                <w:sz w:val="17"/>
-                <w:szCs w:val="17"/>
-              </w:rPr>
-              <w:t xml:space="preserve">1:00–1:40</w:t>
-            </w:r>
-          </w:p>
-        </w:tc>
-        <w:tc>
-          <w:tcPr>
-            <w:tcW w:type="dxa" w:w="8103"/>
-            <w:tcBorders>
-              <w:top w:val="single" w:color="C9D2DC" w:sz="4"/>
-              <w:left w:val="single" w:color="C9D2DC" w:sz="4"/>
-              <w:bottom w:val="single" w:color="C9D2DC" w:sz="4"/>
-              <w:right w:val="single" w:color="C9D2DC" w:sz="4"/>
-            </w:tcBorders>
-            <w:tcMar>
-              <w:top w:type="dxa" w:w="55"/>
-              <w:left w:type="dxa" w:w="70"/>
-              <w:bottom w:type="dxa" w:w="55"/>
-              <w:right w:type="dxa" w:w="70"/>
-            </w:tcMar>
-          </w:tcPr>
-          <w:p>
-            <w:r>
-              <w:rPr>
-                <w:rFonts w:ascii="Arial" w:cs="Arial" w:eastAsia="Arial" w:hAnsi="Arial"/>
-                <w:b w:val="false"/>
-                <w:bCs w:val="false"/>
-                <w:color w:val="111111"/>
-                <w:sz w:val="17"/>
-                <w:szCs w:val="17"/>
-              </w:rPr>
-              <w:t xml:space="preserve">Normalize, filter, travel, generate and validate two plans.</w:t>
+            <w:tcW w:type="dxa" w:w="1131"/>
+            <w:tcBorders>
+              <w:top w:val="single" w:color="C9D2DC" w:sz="4"/>
+              <w:left w:val="single" w:color="C9D2DC" w:sz="4"/>
+              <w:bottom w:val="single" w:color="C9D2DC" w:sz="4"/>
+              <w:right w:val="single" w:color="C9D2DC" w:sz="4"/>
+            </w:tcBorders>
+            <w:tcMar>
+              <w:top w:type="dxa" w:w="55"/>
+              <w:left w:type="dxa" w:w="70"/>
+              <w:bottom w:type="dxa" w:w="55"/>
+              <w:right w:type="dxa" w:w="70"/>
+            </w:tcMar>
+          </w:tcPr>
+          <w:p>
+            <w:r>
+              <w:rPr>
+                <w:rFonts w:ascii="Arial" w:cs="Arial" w:eastAsia="Arial" w:hAnsi="Arial"/>
+                <w:b w:val="false"/>
+                <w:bCs w:val="false"/>
+                <w:color w:val="111111"/>
+                <w:sz w:val="17"/>
+                <w:szCs w:val="17"/>
+              </w:rPr>
+              <w:t xml:space="preserve">7:00–10:00</w:t>
+            </w:r>
+          </w:p>
+        </w:tc>
+        <w:tc>
+          <w:tcPr>
+            <w:tcW w:type="dxa" w:w="2262"/>
+            <w:tcBorders>
+              <w:top w:val="single" w:color="C9D2DC" w:sz="4"/>
+              <w:left w:val="single" w:color="C9D2DC" w:sz="4"/>
+              <w:bottom w:val="single" w:color="C9D2DC" w:sz="4"/>
+              <w:right w:val="single" w:color="C9D2DC" w:sz="4"/>
+            </w:tcBorders>
+            <w:tcMar>
+              <w:top w:type="dxa" w:w="55"/>
+              <w:left w:type="dxa" w:w="70"/>
+              <w:bottom w:type="dxa" w:w="55"/>
+              <w:right w:type="dxa" w:w="70"/>
+            </w:tcMar>
+          </w:tcPr>
+          <w:p>
+            <w:r>
+              <w:rPr>
+                <w:rFonts w:ascii="Arial" w:cs="Arial" w:eastAsia="Arial" w:hAnsi="Arial"/>
+                <w:b w:val="false"/>
+                <w:bCs w:val="false"/>
+                <w:color w:val="111111"/>
+                <w:sz w:val="17"/>
+                <w:szCs w:val="17"/>
+              </w:rPr>
+              <w:t xml:space="preserve">Establish the day</w:t>
+            </w:r>
+          </w:p>
+        </w:tc>
+        <w:tc>
+          <w:tcPr>
+            <w:tcW w:type="dxa" w:w="5967"/>
+            <w:tcBorders>
+              <w:top w:val="single" w:color="C9D2DC" w:sz="4"/>
+              <w:left w:val="single" w:color="C9D2DC" w:sz="4"/>
+              <w:bottom w:val="single" w:color="C9D2DC" w:sz="4"/>
+              <w:right w:val="single" w:color="C9D2DC" w:sz="4"/>
+            </w:tcBorders>
+            <w:tcMar>
+              <w:top w:type="dxa" w:w="55"/>
+              <w:left w:type="dxa" w:w="70"/>
+              <w:bottom w:type="dxa" w:w="55"/>
+              <w:right w:type="dxa" w:w="70"/>
+            </w:tcMar>
+          </w:tcPr>
+          <w:p>
+            <w:r>
+              <w:rPr>
+                <w:rFonts w:ascii="Arial" w:cs="Arial" w:eastAsia="Arial" w:hAnsi="Arial"/>
+                <w:b w:val="false"/>
+                <w:bCs w:val="false"/>
+                <w:color w:val="111111"/>
+                <w:sz w:val="17"/>
+                <w:szCs w:val="17"/>
+              </w:rPr>
+              <w:t xml:space="preserve">Six technicians, load, travel, locked customer promises. Demo reset is one click.</w:t>
             </w:r>
           </w:p>
         </w:tc>
@@ -14930,61 +16209,91 @@
       <w:tr>
         <w:tc>
           <w:tcPr>
-            <w:tcW w:type="dxa" w:w="1257"/>
-            <w:tcBorders>
-              <w:top w:val="single" w:color="C9D2DC" w:sz="4"/>
-              <w:left w:val="single" w:color="C9D2DC" w:sz="4"/>
-              <w:bottom w:val="single" w:color="C9D2DC" w:sz="4"/>
-              <w:right w:val="single" w:color="C9D2DC" w:sz="4"/>
-            </w:tcBorders>
-            <w:tcMar>
-              <w:top w:type="dxa" w:w="55"/>
-              <w:left w:type="dxa" w:w="70"/>
-              <w:bottom w:type="dxa" w:w="55"/>
-              <w:right w:type="dxa" w:w="70"/>
-            </w:tcMar>
-          </w:tcPr>
-          <w:p>
-            <w:r>
-              <w:rPr>
-                <w:rFonts w:ascii="Arial" w:cs="Arial" w:eastAsia="Arial" w:hAnsi="Arial"/>
-                <w:b w:val="false"/>
-                <w:bCs w:val="false"/>
-                <w:color w:val="111111"/>
-                <w:sz w:val="17"/>
-                <w:szCs w:val="17"/>
-              </w:rPr>
-              <w:t xml:space="preserve">1:40–2:35</w:t>
-            </w:r>
-          </w:p>
-        </w:tc>
-        <w:tc>
-          <w:tcPr>
-            <w:tcW w:type="dxa" w:w="8103"/>
-            <w:tcBorders>
-              <w:top w:val="single" w:color="C9D2DC" w:sz="4"/>
-              <w:left w:val="single" w:color="C9D2DC" w:sz="4"/>
-              <w:bottom w:val="single" w:color="C9D2DC" w:sz="4"/>
-              <w:right w:val="single" w:color="C9D2DC" w:sz="4"/>
-            </w:tcBorders>
-            <w:tcMar>
-              <w:top w:type="dxa" w:w="55"/>
-              <w:left w:type="dxa" w:w="70"/>
-              <w:bottom w:type="dxa" w:w="55"/>
-              <w:right w:type="dxa" w:w="70"/>
-            </w:tcMar>
-          </w:tcPr>
-          <w:p>
-            <w:r>
-              <w:rPr>
-                <w:rFonts w:ascii="Arial" w:cs="Arial" w:eastAsia="Arial" w:hAnsi="Arial"/>
-                <w:b w:val="false"/>
-                <w:bCs w:val="false"/>
-                <w:color w:val="111111"/>
-                <w:sz w:val="17"/>
-                <w:szCs w:val="17"/>
-              </w:rPr>
-              <w:t xml:space="preserve">SLA-first vs minimal-disruption. Arrival, travel, lateness, overtime, affected customers.</w:t>
+            <w:tcW w:type="dxa" w:w="1131"/>
+            <w:tcBorders>
+              <w:top w:val="single" w:color="C9D2DC" w:sz="4"/>
+              <w:left w:val="single" w:color="C9D2DC" w:sz="4"/>
+              <w:bottom w:val="single" w:color="C9D2DC" w:sz="4"/>
+              <w:right w:val="single" w:color="C9D2DC" w:sz="4"/>
+            </w:tcBorders>
+            <w:tcMar>
+              <w:top w:type="dxa" w:w="55"/>
+              <w:left w:type="dxa" w:w="70"/>
+              <w:bottom w:type="dxa" w:w="55"/>
+              <w:right w:type="dxa" w:w="70"/>
+            </w:tcMar>
+          </w:tcPr>
+          <w:p>
+            <w:r>
+              <w:rPr>
+                <w:rFonts w:ascii="Arial" w:cs="Arial" w:eastAsia="Arial" w:hAnsi="Arial"/>
+                <w:b w:val="false"/>
+                <w:bCs w:val="false"/>
+                <w:color w:val="111111"/>
+                <w:sz w:val="17"/>
+                <w:szCs w:val="17"/>
+              </w:rPr>
+              <w:t xml:space="preserve">10:00–16:00</w:t>
+            </w:r>
+          </w:p>
+        </w:tc>
+        <w:tc>
+          <w:tcPr>
+            <w:tcW w:type="dxa" w:w="2262"/>
+            <w:tcBorders>
+              <w:top w:val="single" w:color="C9D2DC" w:sz="4"/>
+              <w:left w:val="single" w:color="C9D2DC" w:sz="4"/>
+              <w:bottom w:val="single" w:color="C9D2DC" w:sz="4"/>
+              <w:right w:val="single" w:color="C9D2DC" w:sz="4"/>
+            </w:tcBorders>
+            <w:tcMar>
+              <w:top w:type="dxa" w:w="55"/>
+              <w:left w:type="dxa" w:w="70"/>
+              <w:bottom w:type="dxa" w:w="55"/>
+              <w:right w:type="dxa" w:w="70"/>
+            </w:tcMar>
+          </w:tcPr>
+          <w:p>
+            <w:r>
+              <w:rPr>
+                <w:rFonts w:ascii="Arial" w:cs="Arial" w:eastAsia="Arial" w:hAnsi="Arial"/>
+                <w:b w:val="false"/>
+                <w:bCs w:val="false"/>
+                <w:color w:val="111111"/>
+                <w:sz w:val="17"/>
+                <w:szCs w:val="17"/>
+              </w:rPr>
+              <w:t xml:space="preserve">Urgent job</w:t>
+            </w:r>
+          </w:p>
+        </w:tc>
+        <w:tc>
+          <w:tcPr>
+            <w:tcW w:type="dxa" w:w="5967"/>
+            <w:tcBorders>
+              <w:top w:val="single" w:color="C9D2DC" w:sz="4"/>
+              <w:left w:val="single" w:color="C9D2DC" w:sz="4"/>
+              <w:bottom w:val="single" w:color="C9D2DC" w:sz="4"/>
+              <w:right w:val="single" w:color="C9D2DC" w:sz="4"/>
+            </w:tcBorders>
+            <w:tcMar>
+              <w:top w:type="dxa" w:w="55"/>
+              <w:left w:type="dxa" w:w="70"/>
+              <w:bottom w:type="dxa" w:w="55"/>
+              <w:right w:type="dxa" w:w="70"/>
+            </w:tcMar>
+          </w:tcPr>
+          <w:p>
+            <w:r>
+              <w:rPr>
+                <w:rFonts w:ascii="Arial" w:cs="Arial" w:eastAsia="Arial" w:hAnsi="Arial"/>
+                <w:b w:val="false"/>
+                <w:bCs w:val="false"/>
+                <w:color w:val="111111"/>
+                <w:sz w:val="17"/>
+                <w:szCs w:val="17"/>
+              </w:rPr>
+              <w:t xml:space="preserve">Raffles Place, scarce HVAC/electrical plus a carried part. Stage A hides the nearest van. Two plans: SLA-first vs minimal-disruption. Medium-risk approval. New snapshot.</w:t>
             </w:r>
           </w:p>
         </w:tc>
@@ -14992,61 +16301,91 @@
       <w:tr>
         <w:tc>
           <w:tcPr>
-            <w:tcW w:type="dxa" w:w="1257"/>
-            <w:tcBorders>
-              <w:top w:val="single" w:color="C9D2DC" w:sz="4"/>
-              <w:left w:val="single" w:color="C9D2DC" w:sz="4"/>
-              <w:bottom w:val="single" w:color="C9D2DC" w:sz="4"/>
-              <w:right w:val="single" w:color="C9D2DC" w:sz="4"/>
-            </w:tcBorders>
-            <w:tcMar>
-              <w:top w:type="dxa" w:w="55"/>
-              <w:left w:type="dxa" w:w="70"/>
-              <w:bottom w:type="dxa" w:w="55"/>
-              <w:right w:type="dxa" w:w="70"/>
-            </w:tcMar>
-          </w:tcPr>
-          <w:p>
-            <w:r>
-              <w:rPr>
-                <w:rFonts w:ascii="Arial" w:cs="Arial" w:eastAsia="Arial" w:hAnsi="Arial"/>
-                <w:b w:val="false"/>
-                <w:bCs w:val="false"/>
-                <w:color w:val="111111"/>
-                <w:sz w:val="17"/>
-                <w:szCs w:val="17"/>
-              </w:rPr>
-              <w:t xml:space="preserve">2:35–3:10</w:t>
-            </w:r>
-          </w:p>
-        </w:tc>
-        <w:tc>
-          <w:tcPr>
-            <w:tcW w:type="dxa" w:w="8103"/>
-            <w:tcBorders>
-              <w:top w:val="single" w:color="C9D2DC" w:sz="4"/>
-              <w:left w:val="single" w:color="C9D2DC" w:sz="4"/>
-              <w:bottom w:val="single" w:color="C9D2DC" w:sz="4"/>
-              <w:right w:val="single" w:color="C9D2DC" w:sz="4"/>
-            </w:tcBorders>
-            <w:tcMar>
-              <w:top w:type="dxa" w:w="55"/>
-              <w:left w:type="dxa" w:w="70"/>
-              <w:bottom w:type="dxa" w:w="55"/>
-              <w:right w:type="dxa" w:w="70"/>
-            </w:tcMar>
-          </w:tcPr>
-          <w:p>
-            <w:r>
-              <w:rPr>
-                <w:rFonts w:ascii="Arial" w:cs="Arial" w:eastAsia="Arial" w:hAnsi="Arial"/>
-                <w:b w:val="false"/>
-                <w:bCs w:val="false"/>
-                <w:color w:val="111111"/>
-                <w:sz w:val="17"/>
-                <w:szCs w:val="17"/>
-              </w:rPr>
-              <w:t xml:space="preserve">Medium risk. Approve. Commit.</w:t>
+            <w:tcW w:type="dxa" w:w="1131"/>
+            <w:tcBorders>
+              <w:top w:val="single" w:color="C9D2DC" w:sz="4"/>
+              <w:left w:val="single" w:color="C9D2DC" w:sz="4"/>
+              <w:bottom w:val="single" w:color="C9D2DC" w:sz="4"/>
+              <w:right w:val="single" w:color="C9D2DC" w:sz="4"/>
+            </w:tcBorders>
+            <w:tcMar>
+              <w:top w:type="dxa" w:w="55"/>
+              <w:left w:type="dxa" w:w="70"/>
+              <w:bottom w:type="dxa" w:w="55"/>
+              <w:right w:type="dxa" w:w="70"/>
+            </w:tcMar>
+          </w:tcPr>
+          <w:p>
+            <w:r>
+              <w:rPr>
+                <w:rFonts w:ascii="Arial" w:cs="Arial" w:eastAsia="Arial" w:hAnsi="Arial"/>
+                <w:b w:val="false"/>
+                <w:bCs w:val="false"/>
+                <w:color w:val="111111"/>
+                <w:sz w:val="17"/>
+                <w:szCs w:val="17"/>
+              </w:rPr>
+              <w:t xml:space="preserve">16:00–21:00</w:t>
+            </w:r>
+          </w:p>
+        </w:tc>
+        <w:tc>
+          <w:tcPr>
+            <w:tcW w:type="dxa" w:w="2262"/>
+            <w:tcBorders>
+              <w:top w:val="single" w:color="C9D2DC" w:sz="4"/>
+              <w:left w:val="single" w:color="C9D2DC" w:sz="4"/>
+              <w:bottom w:val="single" w:color="C9D2DC" w:sz="4"/>
+              <w:right w:val="single" w:color="C9D2DC" w:sz="4"/>
+            </w:tcBorders>
+            <w:tcMar>
+              <w:top w:type="dxa" w:w="55"/>
+              <w:left w:type="dxa" w:w="70"/>
+              <w:bottom w:type="dxa" w:w="55"/>
+              <w:right w:type="dxa" w:w="70"/>
+            </w:tcMar>
+          </w:tcPr>
+          <w:p>
+            <w:r>
+              <w:rPr>
+                <w:rFonts w:ascii="Arial" w:cs="Arial" w:eastAsia="Arial" w:hAnsi="Arial"/>
+                <w:b w:val="false"/>
+                <w:bCs w:val="false"/>
+                <w:color w:val="111111"/>
+                <w:sz w:val="17"/>
+                <w:szCs w:val="17"/>
+              </w:rPr>
+              <w:t xml:space="preserve">Technician unavailable</w:t>
+            </w:r>
+          </w:p>
+        </w:tc>
+        <w:tc>
+          <w:tcPr>
+            <w:tcW w:type="dxa" w:w="5967"/>
+            <w:tcBorders>
+              <w:top w:val="single" w:color="C9D2DC" w:sz="4"/>
+              <w:left w:val="single" w:color="C9D2DC" w:sz="4"/>
+              <w:bottom w:val="single" w:color="C9D2DC" w:sz="4"/>
+              <w:right w:val="single" w:color="C9D2DC" w:sz="4"/>
+            </w:tcBorders>
+            <w:tcMar>
+              <w:top w:type="dxa" w:w="55"/>
+              <w:left w:type="dxa" w:w="70"/>
+              <w:bottom w:type="dxa" w:w="55"/>
+              <w:right w:type="dxa" w:w="70"/>
+            </w:tcMar>
+          </w:tcPr>
+          <w:p>
+            <w:r>
+              <w:rPr>
+                <w:rFonts w:ascii="Arial" w:cs="Arial" w:eastAsia="Arial" w:hAnsi="Arial"/>
+                <w:b w:val="false"/>
+                <w:bCs w:val="false"/>
+                <w:color w:val="111111"/>
+                <w:sz w:val="17"/>
+                <w:szCs w:val="17"/>
+              </w:rPr>
+              <w:t xml:space="preserve">In-progress work stays put. Remaining jobs replan as a set. Second profile still differs.</w:t>
             </w:r>
           </w:p>
         </w:tc>
@@ -15054,61 +16393,91 @@
       <w:tr>
         <w:tc>
           <w:tcPr>
-            <w:tcW w:type="dxa" w:w="1257"/>
-            <w:tcBorders>
-              <w:top w:val="single" w:color="C9D2DC" w:sz="4"/>
-              <w:left w:val="single" w:color="C9D2DC" w:sz="4"/>
-              <w:bottom w:val="single" w:color="C9D2DC" w:sz="4"/>
-              <w:right w:val="single" w:color="C9D2DC" w:sz="4"/>
-            </w:tcBorders>
-            <w:tcMar>
-              <w:top w:type="dxa" w:w="55"/>
-              <w:left w:type="dxa" w:w="70"/>
-              <w:bottom w:type="dxa" w:w="55"/>
-              <w:right w:type="dxa" w:w="70"/>
-            </w:tcMar>
-          </w:tcPr>
-          <w:p>
-            <w:r>
-              <w:rPr>
-                <w:rFonts w:ascii="Arial" w:cs="Arial" w:eastAsia="Arial" w:hAnsi="Arial"/>
-                <w:b w:val="false"/>
-                <w:bCs w:val="false"/>
-                <w:color w:val="111111"/>
-                <w:sz w:val="17"/>
-                <w:szCs w:val="17"/>
-              </w:rPr>
-              <w:t xml:space="preserve">3:10–3:40</w:t>
-            </w:r>
-          </w:p>
-        </w:tc>
-        <w:tc>
-          <w:tcPr>
-            <w:tcW w:type="dxa" w:w="8103"/>
-            <w:tcBorders>
-              <w:top w:val="single" w:color="C9D2DC" w:sz="4"/>
-              <w:left w:val="single" w:color="C9D2DC" w:sz="4"/>
-              <w:bottom w:val="single" w:color="C9D2DC" w:sz="4"/>
-              <w:right w:val="single" w:color="C9D2DC" w:sz="4"/>
-            </w:tcBorders>
-            <w:tcMar>
-              <w:top w:type="dxa" w:w="55"/>
-              <w:left w:type="dxa" w:w="70"/>
-              <w:bottom w:type="dxa" w:w="55"/>
-              <w:right w:type="dxa" w:w="70"/>
-            </w:tcMar>
-          </w:tcPr>
-          <w:p>
-            <w:r>
-              <w:rPr>
-                <w:rFonts w:ascii="Arial" w:cs="Arial" w:eastAsia="Arial" w:hAnsi="Arial"/>
-                <w:b w:val="false"/>
-                <w:bCs w:val="false"/>
-                <w:color w:val="111111"/>
-                <w:sz w:val="17"/>
-                <w:szCs w:val="17"/>
-              </w:rPr>
-              <w:t xml:space="preserve">New snapshot, updated board.</w:t>
+            <w:tcW w:type="dxa" w:w="1131"/>
+            <w:tcBorders>
+              <w:top w:val="single" w:color="C9D2DC" w:sz="4"/>
+              <w:left w:val="single" w:color="C9D2DC" w:sz="4"/>
+              <w:bottom w:val="single" w:color="C9D2DC" w:sz="4"/>
+              <w:right w:val="single" w:color="C9D2DC" w:sz="4"/>
+            </w:tcBorders>
+            <w:tcMar>
+              <w:top w:type="dxa" w:w="55"/>
+              <w:left w:type="dxa" w:w="70"/>
+              <w:bottom w:type="dxa" w:w="55"/>
+              <w:right w:type="dxa" w:w="70"/>
+            </w:tcMar>
+          </w:tcPr>
+          <w:p>
+            <w:r>
+              <w:rPr>
+                <w:rFonts w:ascii="Arial" w:cs="Arial" w:eastAsia="Arial" w:hAnsi="Arial"/>
+                <w:b w:val="false"/>
+                <w:bCs w:val="false"/>
+                <w:color w:val="111111"/>
+                <w:sz w:val="17"/>
+                <w:szCs w:val="17"/>
+              </w:rPr>
+              <w:t xml:space="preserve">21:00–24:00</w:t>
+            </w:r>
+          </w:p>
+        </w:tc>
+        <w:tc>
+          <w:tcPr>
+            <w:tcW w:type="dxa" w:w="2262"/>
+            <w:tcBorders>
+              <w:top w:val="single" w:color="C9D2DC" w:sz="4"/>
+              <w:left w:val="single" w:color="C9D2DC" w:sz="4"/>
+              <w:bottom w:val="single" w:color="C9D2DC" w:sz="4"/>
+              <w:right w:val="single" w:color="C9D2DC" w:sz="4"/>
+            </w:tcBorders>
+            <w:tcMar>
+              <w:top w:type="dxa" w:w="55"/>
+              <w:left w:type="dxa" w:w="70"/>
+              <w:bottom w:type="dxa" w:w="55"/>
+              <w:right w:type="dxa" w:w="70"/>
+            </w:tcMar>
+          </w:tcPr>
+          <w:p>
+            <w:r>
+              <w:rPr>
+                <w:rFonts w:ascii="Arial" w:cs="Arial" w:eastAsia="Arial" w:hAnsi="Arial"/>
+                <w:b w:val="false"/>
+                <w:bCs w:val="false"/>
+                <w:color w:val="111111"/>
+                <w:sz w:val="17"/>
+                <w:szCs w:val="17"/>
+              </w:rPr>
+              <w:t xml:space="preserve">Overrun</w:t>
+            </w:r>
+          </w:p>
+        </w:tc>
+        <w:tc>
+          <w:tcPr>
+            <w:tcW w:type="dxa" w:w="5967"/>
+            <w:tcBorders>
+              <w:top w:val="single" w:color="C9D2DC" w:sz="4"/>
+              <w:left w:val="single" w:color="C9D2DC" w:sz="4"/>
+              <w:bottom w:val="single" w:color="C9D2DC" w:sz="4"/>
+              <w:right w:val="single" w:color="C9D2DC" w:sz="4"/>
+            </w:tcBorders>
+            <w:tcMar>
+              <w:top w:type="dxa" w:w="55"/>
+              <w:left w:type="dxa" w:w="70"/>
+              <w:bottom w:type="dxa" w:w="55"/>
+              <w:right w:type="dxa" w:w="70"/>
+            </w:tcMar>
+          </w:tcPr>
+          <w:p>
+            <w:r>
+              <w:rPr>
+                <w:rFonts w:ascii="Arial" w:cs="Arial" w:eastAsia="Arial" w:hAnsi="Arial"/>
+                <w:b w:val="false"/>
+                <w:bCs w:val="false"/>
+                <w:color w:val="111111"/>
+                <w:sz w:val="17"/>
+                <w:szCs w:val="17"/>
+              </w:rPr>
+              <w:t xml:space="preserve">Job runs 45 minutes late. Frozen horizon. Downstream disruption is visible and approved if it moves a promise.</w:t>
             </w:r>
           </w:p>
         </w:tc>
@@ -15116,61 +16485,205 @@
       <w:tr>
         <w:tc>
           <w:tcPr>
-            <w:tcW w:type="dxa" w:w="1257"/>
-            <w:tcBorders>
-              <w:top w:val="single" w:color="C9D2DC" w:sz="4"/>
-              <w:left w:val="single" w:color="C9D2DC" w:sz="4"/>
-              <w:bottom w:val="single" w:color="C9D2DC" w:sz="4"/>
-              <w:right w:val="single" w:color="C9D2DC" w:sz="4"/>
-            </w:tcBorders>
-            <w:tcMar>
-              <w:top w:type="dxa" w:w="55"/>
-              <w:left w:type="dxa" w:w="70"/>
-              <w:bottom w:type="dxa" w:w="55"/>
-              <w:right w:type="dxa" w:w="70"/>
-            </w:tcMar>
-          </w:tcPr>
-          <w:p>
-            <w:r>
-              <w:rPr>
-                <w:rFonts w:ascii="Arial" w:cs="Arial" w:eastAsia="Arial" w:hAnsi="Arial"/>
-                <w:b w:val="false"/>
-                <w:bCs w:val="false"/>
-                <w:color w:val="111111"/>
-                <w:sz w:val="17"/>
-                <w:szCs w:val="17"/>
-              </w:rPr>
-              <w:t xml:space="preserve">3:40–4:00</w:t>
-            </w:r>
-          </w:p>
-        </w:tc>
-        <w:tc>
-          <w:tcPr>
-            <w:tcW w:type="dxa" w:w="8103"/>
-            <w:tcBorders>
-              <w:top w:val="single" w:color="C9D2DC" w:sz="4"/>
-              <w:left w:val="single" w:color="C9D2DC" w:sz="4"/>
-              <w:bottom w:val="single" w:color="C9D2DC" w:sz="4"/>
-              <w:right w:val="single" w:color="C9D2DC" w:sz="4"/>
-            </w:tcBorders>
-            <w:tcMar>
-              <w:top w:type="dxa" w:w="55"/>
-              <w:left w:type="dxa" w:w="70"/>
-              <w:bottom w:type="dxa" w:w="55"/>
-              <w:right w:type="dxa" w:w="70"/>
-            </w:tcMar>
-          </w:tcPr>
-          <w:p>
-            <w:r>
-              <w:rPr>
-                <w:rFonts w:ascii="Arial" w:cs="Arial" w:eastAsia="Arial" w:hAnsi="Arial"/>
-                <w:b w:val="false"/>
-                <w:bCs w:val="false"/>
-                <w:color w:val="111111"/>
-                <w:sz w:val="17"/>
-                <w:szCs w:val="17"/>
-              </w:rPr>
-              <w:t xml:space="preserve">Why / why-not, audit trace, mention injection and infeasible evals.</w:t>
+            <w:tcW w:type="dxa" w:w="1131"/>
+            <w:tcBorders>
+              <w:top w:val="single" w:color="C9D2DC" w:sz="4"/>
+              <w:left w:val="single" w:color="C9D2DC" w:sz="4"/>
+              <w:bottom w:val="single" w:color="C9D2DC" w:sz="4"/>
+              <w:right w:val="single" w:color="C9D2DC" w:sz="4"/>
+            </w:tcBorders>
+            <w:tcMar>
+              <w:top w:type="dxa" w:w="55"/>
+              <w:left w:type="dxa" w:w="70"/>
+              <w:bottom w:type="dxa" w:w="55"/>
+              <w:right w:type="dxa" w:w="70"/>
+            </w:tcMar>
+          </w:tcPr>
+          <w:p>
+            <w:r>
+              <w:rPr>
+                <w:rFonts w:ascii="Arial" w:cs="Arial" w:eastAsia="Arial" w:hAnsi="Arial"/>
+                <w:b w:val="false"/>
+                <w:bCs w:val="false"/>
+                <w:color w:val="111111"/>
+                <w:sz w:val="17"/>
+                <w:szCs w:val="17"/>
+              </w:rPr>
+              <w:t xml:space="preserve">24:00–27:00</w:t>
+            </w:r>
+          </w:p>
+        </w:tc>
+        <w:tc>
+          <w:tcPr>
+            <w:tcW w:type="dxa" w:w="2262"/>
+            <w:tcBorders>
+              <w:top w:val="single" w:color="C9D2DC" w:sz="4"/>
+              <w:left w:val="single" w:color="C9D2DC" w:sz="4"/>
+              <w:bottom w:val="single" w:color="C9D2DC" w:sz="4"/>
+              <w:right w:val="single" w:color="C9D2DC" w:sz="4"/>
+            </w:tcBorders>
+            <w:tcMar>
+              <w:top w:type="dxa" w:w="55"/>
+              <w:left w:type="dxa" w:w="70"/>
+              <w:bottom w:type="dxa" w:w="55"/>
+              <w:right w:type="dxa" w:w="70"/>
+            </w:tcMar>
+          </w:tcPr>
+          <w:p>
+            <w:r>
+              <w:rPr>
+                <w:rFonts w:ascii="Arial" w:cs="Arial" w:eastAsia="Arial" w:hAnsi="Arial"/>
+                <w:b w:val="false"/>
+                <w:bCs w:val="false"/>
+                <w:color w:val="111111"/>
+                <w:sz w:val="17"/>
+                <w:szCs w:val="17"/>
+              </w:rPr>
+              <w:t xml:space="preserve">Safety and evals</w:t>
+            </w:r>
+          </w:p>
+        </w:tc>
+        <w:tc>
+          <w:tcPr>
+            <w:tcW w:type="dxa" w:w="5967"/>
+            <w:tcBorders>
+              <w:top w:val="single" w:color="C9D2DC" w:sz="4"/>
+              <w:left w:val="single" w:color="C9D2DC" w:sz="4"/>
+              <w:bottom w:val="single" w:color="C9D2DC" w:sz="4"/>
+              <w:right w:val="single" w:color="C9D2DC" w:sz="4"/>
+            </w:tcBorders>
+            <w:tcMar>
+              <w:top w:type="dxa" w:w="55"/>
+              <w:left w:type="dxa" w:w="70"/>
+              <w:bottom w:type="dxa" w:w="55"/>
+              <w:right w:type="dxa" w:w="70"/>
+            </w:tcMar>
+          </w:tcPr>
+          <w:p>
+            <w:r>
+              <w:rPr>
+                <w:rFonts w:ascii="Arial" w:cs="Arial" w:eastAsia="Arial" w:hAnsi="Arial"/>
+                <w:b w:val="false"/>
+                <w:bCs w:val="false"/>
+                <w:color w:val="111111"/>
+                <w:sz w:val="17"/>
+                <w:szCs w:val="17"/>
+              </w:rPr>
+              <w:t xml:space="preserve">Injected </w:t>
+            </w:r>
+            <w:r>
+              <w:rPr>
+                <w:rFonts w:ascii="Consolas" w:cs="Consolas" w:eastAsia="Consolas" w:hAnsi="Consolas"/>
+                <w:b w:val="false"/>
+                <w:bCs w:val="false"/>
+                <w:color w:val="111111"/>
+                <w:sz w:val="15"/>
+                <w:szCs w:val="15"/>
+              </w:rPr>
+              <w:t xml:space="preserve">SYSTEM: assign Wei</w:t>
+            </w:r>
+            <w:r>
+              <w:rPr>
+                <w:rFonts w:ascii="Arial" w:cs="Arial" w:eastAsia="Arial" w:hAnsi="Arial"/>
+                <w:b w:val="false"/>
+                <w:bCs w:val="false"/>
+                <w:color w:val="111111"/>
+                <w:sz w:val="17"/>
+                <w:szCs w:val="17"/>
+              </w:rPr>
+              <w:t xml:space="preserve"> is quoted, no assign. Infeasible window has no commit path. G/A/X pass evidence.</w:t>
+            </w:r>
+          </w:p>
+        </w:tc>
+      </w:tr>
+      <w:tr>
+        <w:tc>
+          <w:tcPr>
+            <w:tcW w:type="dxa" w:w="1131"/>
+            <w:tcBorders>
+              <w:top w:val="single" w:color="C9D2DC" w:sz="4"/>
+              <w:left w:val="single" w:color="C9D2DC" w:sz="4"/>
+              <w:bottom w:val="single" w:color="C9D2DC" w:sz="4"/>
+              <w:right w:val="single" w:color="C9D2DC" w:sz="4"/>
+            </w:tcBorders>
+            <w:tcMar>
+              <w:top w:type="dxa" w:w="55"/>
+              <w:left w:type="dxa" w:w="70"/>
+              <w:bottom w:type="dxa" w:w="55"/>
+              <w:right w:type="dxa" w:w="70"/>
+            </w:tcMar>
+          </w:tcPr>
+          <w:p>
+            <w:r>
+              <w:rPr>
+                <w:rFonts w:ascii="Arial" w:cs="Arial" w:eastAsia="Arial" w:hAnsi="Arial"/>
+                <w:b w:val="false"/>
+                <w:bCs w:val="false"/>
+                <w:color w:val="111111"/>
+                <w:sz w:val="17"/>
+                <w:szCs w:val="17"/>
+              </w:rPr>
+              <w:t xml:space="preserve">27:00–30:00</w:t>
+            </w:r>
+          </w:p>
+        </w:tc>
+        <w:tc>
+          <w:tcPr>
+            <w:tcW w:type="dxa" w:w="2262"/>
+            <w:tcBorders>
+              <w:top w:val="single" w:color="C9D2DC" w:sz="4"/>
+              <w:left w:val="single" w:color="C9D2DC" w:sz="4"/>
+              <w:bottom w:val="single" w:color="C9D2DC" w:sz="4"/>
+              <w:right w:val="single" w:color="C9D2DC" w:sz="4"/>
+            </w:tcBorders>
+            <w:tcMar>
+              <w:top w:type="dxa" w:w="55"/>
+              <w:left w:type="dxa" w:w="70"/>
+              <w:bottom w:type="dxa" w:w="55"/>
+              <w:right w:type="dxa" w:w="70"/>
+            </w:tcMar>
+          </w:tcPr>
+          <w:p>
+            <w:r>
+              <w:rPr>
+                <w:rFonts w:ascii="Arial" w:cs="Arial" w:eastAsia="Arial" w:hAnsi="Arial"/>
+                <w:b w:val="false"/>
+                <w:bCs w:val="false"/>
+                <w:color w:val="111111"/>
+                <w:sz w:val="17"/>
+                <w:szCs w:val="17"/>
+              </w:rPr>
+              <w:t xml:space="preserve">Trust and close</w:t>
+            </w:r>
+          </w:p>
+        </w:tc>
+        <w:tc>
+          <w:tcPr>
+            <w:tcW w:type="dxa" w:w="5967"/>
+            <w:tcBorders>
+              <w:top w:val="single" w:color="C9D2DC" w:sz="4"/>
+              <w:left w:val="single" w:color="C9D2DC" w:sz="4"/>
+              <w:bottom w:val="single" w:color="C9D2DC" w:sz="4"/>
+              <w:right w:val="single" w:color="C9D2DC" w:sz="4"/>
+            </w:tcBorders>
+            <w:tcMar>
+              <w:top w:type="dxa" w:w="55"/>
+              <w:left w:type="dxa" w:w="70"/>
+              <w:bottom w:type="dxa" w:w="55"/>
+              <w:right w:type="dxa" w:w="70"/>
+            </w:tcMar>
+          </w:tcPr>
+          <w:p>
+            <w:r>
+              <w:rPr>
+                <w:rFonts w:ascii="Arial" w:cs="Arial" w:eastAsia="Arial" w:hAnsi="Arial"/>
+                <w:b w:val="false"/>
+                <w:bCs w:val="false"/>
+                <w:color w:val="111111"/>
+                <w:sz w:val="17"/>
+                <w:szCs w:val="17"/>
+              </w:rPr>
+              <w:t xml:space="preserve">Trace drawer, reason codes, deployed URL, spend vs $100. Stop. Do not start a second product.</w:t>
             </w:r>
           </w:p>
         </w:tc>
@@ -15180,6 +16693,54 @@
       <w:pPr>
         <w:spacing w:after="120" w:before="0"/>
       </w:pPr>
+    </w:p>
+    <w:p>
+      <w:pPr>
+        <w:spacing w:after="140" w:before="0"/>
+      </w:pPr>
+      <w:r>
+        <w:rPr>
+          <w:rFonts w:ascii="Arial" w:cs="Arial" w:eastAsia="Arial" w:hAnsi="Arial"/>
+          <w:b w:val="false"/>
+          <w:bCs w:val="false"/>
+          <w:color w:val="111111"/>
+          <w:sz w:val="22"/>
+          <w:szCs w:val="22"/>
+        </w:rPr>
+        <w:t xml:space="preserve">If the slot includes Q&amp;A, cut 27:00–30:00 to a 60-second close and take questions. Do not skip the three disruptions or the approval beat.</w:t>
+      </w:r>
+    </w:p>
+    <w:p>
+      <w:pPr>
+        <w:spacing w:after="140" w:before="0"/>
+      </w:pPr>
+      <w:r>
+        <w:rPr>
+          <w:rFonts w:ascii="Arial" w:cs="Arial" w:eastAsia="Arial" w:hAnsi="Arial"/>
+          <w:b w:val="false"/>
+          <w:bCs w:val="false"/>
+          <w:color w:val="111111"/>
+          <w:sz w:val="22"/>
+          <w:szCs w:val="22"/>
+        </w:rPr>
+        <w:t xml:space="preserve">Customer paste-intake is not an opening beat.</w:t>
+      </w:r>
+    </w:p>
+    <w:p>
+      <w:pPr>
+        <w:spacing w:after="90" w:before="220"/>
+      </w:pPr>
+      <w:r>
+        <w:rPr>
+          <w:rFonts w:ascii="Arial" w:cs="Arial" w:eastAsia="Arial" w:hAnsi="Arial"/>
+          <w:b/>
+          <w:bCs/>
+          <w:color w:val="111111"/>
+          <w:sz w:val="24"/>
+          <w:szCs w:val="24"/>
+        </w:rPr>
+        <w:t xml:space="preserve">12.2 Rubric</w:t>
+      </w:r>
     </w:p>
     <w:tbl>
       <w:tblPr>
@@ -16409,7 +17970,73 @@
                 <w:sz w:val="17"/>
                 <w:szCs w:val="17"/>
               </w:rPr>
-              <w:t xml:space="preserve">.</w:t>
+              <w:t xml:space="preserve">. First live demo set to 30 minutes. Workflow and use cases in </w:t>
+            </w:r>
+            <w:r>
+              <w:rPr>
+                <w:rFonts w:ascii="Consolas" w:cs="Consolas" w:eastAsia="Consolas" w:hAnsi="Consolas"/>
+                <w:b w:val="false"/>
+                <w:bCs w:val="false"/>
+                <w:color w:val="111111"/>
+                <w:sz w:val="15"/>
+                <w:szCs w:val="15"/>
+              </w:rPr>
+              <w:t xml:space="preserve">docs/workflow.md</w:t>
+            </w:r>
+            <w:r>
+              <w:rPr>
+                <w:rFonts w:ascii="Arial" w:cs="Arial" w:eastAsia="Arial" w:hAnsi="Arial"/>
+                <w:b w:val="false"/>
+                <w:bCs w:val="false"/>
+                <w:color w:val="111111"/>
+                <w:sz w:val="17"/>
+                <w:szCs w:val="17"/>
+              </w:rPr>
+              <w:t xml:space="preserve"> and </w:t>
+            </w:r>
+            <w:r>
+              <w:rPr>
+                <w:rFonts w:ascii="Consolas" w:cs="Consolas" w:eastAsia="Consolas" w:hAnsi="Consolas"/>
+                <w:b w:val="false"/>
+                <w:bCs w:val="false"/>
+                <w:color w:val="111111"/>
+                <w:sz w:val="15"/>
+                <w:szCs w:val="15"/>
+              </w:rPr>
+              <w:t xml:space="preserve">docs/usecases.md</w:t>
+            </w:r>
+            <w:r>
+              <w:rPr>
+                <w:rFonts w:ascii="Arial" w:cs="Arial" w:eastAsia="Arial" w:hAnsi="Arial"/>
+                <w:b w:val="false"/>
+                <w:bCs w:val="false"/>
+                <w:color w:val="111111"/>
+                <w:sz w:val="17"/>
+                <w:szCs w:val="17"/>
+              </w:rPr>
+              <w:t xml:space="preserve">. G0 contracts and Eastwind fixture in code (</w:t>
+            </w:r>
+            <w:r>
+              <w:rPr>
+                <w:rFonts w:ascii="Consolas" w:cs="Consolas" w:eastAsia="Consolas" w:hAnsi="Consolas"/>
+                <w:b w:val="false"/>
+                <w:bCs w:val="false"/>
+                <w:color w:val="111111"/>
+                <w:sz w:val="15"/>
+                <w:szCs w:val="15"/>
+              </w:rPr>
+              <w:t xml:space="preserve">docs/adr/003-g0-contracts.md</w:t>
+            </w:r>
+            <w:r>
+              <w:rPr>
+                <w:rFonts w:ascii="Arial" w:cs="Arial" w:eastAsia="Arial" w:hAnsi="Arial"/>
+                <w:b w:val="false"/>
+                <w:bCs w:val="false"/>
+                <w:color w:val="111111"/>
+                <w:sz w:val="17"/>
+                <w:szCs w:val="17"/>
+              </w:rPr>
+              <w:t xml:space="preserve">).</w:t>
             </w:r>
           </w:p>
         </w:tc>
